--- a/Vasilev_Aleksandr_lb4/Vasilev_Aleksandr_lb4.docx
+++ b/Vasilev_Aleksandr_lb4/Vasilev_Aleksandr_lb4.docx
@@ -4,7 +4,7 @@
   <w:body>
     <w:p>
       <w:pPr>
-        <w:pStyle w:val="855"/>
+        <w:pStyle w:val="867"/>
         <w:pBdr/>
         <w:spacing/>
         <w:ind/>
@@ -45,7 +45,7 @@
     </w:p>
     <w:p>
       <w:pPr>
-        <w:pStyle w:val="919"/>
+        <w:pStyle w:val="931"/>
         <w:pBdr/>
         <w:spacing/>
         <w:ind/>
@@ -86,7 +86,7 @@
     </w:p>
     <w:p>
       <w:pPr>
-        <w:pStyle w:val="919"/>
+        <w:pStyle w:val="931"/>
         <w:pBdr/>
         <w:spacing/>
         <w:ind/>
@@ -127,7 +127,7 @@
     </w:p>
     <w:p>
       <w:pPr>
-        <w:pStyle w:val="919"/>
+        <w:pStyle w:val="931"/>
         <w:pBdr/>
         <w:spacing/>
         <w:ind/>
@@ -168,7 +168,7 @@
     </w:p>
     <w:p>
       <w:pPr>
-        <w:pStyle w:val="919"/>
+        <w:pStyle w:val="931"/>
         <w:pBdr/>
         <w:spacing/>
         <w:ind/>
@@ -205,7 +205,7 @@
     </w:p>
     <w:p>
       <w:pPr>
-        <w:pStyle w:val="919"/>
+        <w:pStyle w:val="931"/>
         <w:pBdr/>
         <w:spacing/>
         <w:ind/>
@@ -245,7 +245,7 @@
     </w:p>
     <w:p>
       <w:pPr>
-        <w:pStyle w:val="919"/>
+        <w:pStyle w:val="931"/>
         <w:pBdr/>
         <w:spacing/>
         <w:ind/>
@@ -277,7 +277,7 @@
     </w:p>
     <w:p>
       <w:pPr>
-        <w:pStyle w:val="919"/>
+        <w:pStyle w:val="931"/>
         <w:pBdr/>
         <w:spacing/>
         <w:ind/>
@@ -309,7 +309,7 @@
     </w:p>
     <w:p>
       <w:pPr>
-        <w:pStyle w:val="919"/>
+        <w:pStyle w:val="931"/>
         <w:pBdr/>
         <w:spacing/>
         <w:ind/>
@@ -341,7 +341,7 @@
     </w:p>
     <w:p>
       <w:pPr>
-        <w:pStyle w:val="919"/>
+        <w:pStyle w:val="931"/>
         <w:pBdr/>
         <w:spacing/>
         <w:ind/>
@@ -373,7 +373,7 @@
     </w:p>
     <w:p>
       <w:pPr>
-        <w:pStyle w:val="919"/>
+        <w:pStyle w:val="931"/>
         <w:pBdr/>
         <w:spacing/>
         <w:ind/>
@@ -405,7 +405,7 @@
     </w:p>
     <w:p>
       <w:pPr>
-        <w:pStyle w:val="919"/>
+        <w:pStyle w:val="931"/>
         <w:pBdr/>
         <w:spacing/>
         <w:ind/>
@@ -437,7 +437,7 @@
     </w:p>
     <w:p>
       <w:pPr>
-        <w:pStyle w:val="920"/>
+        <w:pStyle w:val="932"/>
         <w:pBdr/>
         <w:spacing w:line="360" w:lineRule="auto"/>
         <w:ind w:firstLine="737"/>
@@ -451,7 +451,7 @@
       </w:pPr>
       <w:r>
         <w:rPr>
-          <w:rStyle w:val="888"/>
+          <w:rStyle w:val="900"/>
           <w:b/>
           <w:bCs/>
           <w:i w:val="0"/>
@@ -481,7 +481,7 @@
     </w:p>
     <w:p>
       <w:pPr>
-        <w:pStyle w:val="919"/>
+        <w:pStyle w:val="931"/>
         <w:pBdr/>
         <w:spacing/>
         <w:ind/>
@@ -548,7 +548,7 @@
     </w:p>
     <w:p>
       <w:pPr>
-        <w:pStyle w:val="919"/>
+        <w:pStyle w:val="931"/>
         <w:pBdr/>
         <w:spacing/>
         <w:ind/>
@@ -615,13 +615,13 @@
     </w:p>
     <w:p>
       <w:pPr>
-        <w:pStyle w:val="919"/>
+        <w:pStyle w:val="931"/>
         <w:pBdr/>
         <w:spacing/>
         <w:ind/>
         <w:jc w:val="center"/>
         <w:rPr>
-          <w:rStyle w:val="888"/>
+          <w:rStyle w:val="900"/>
           <w:b/>
           <w:bCs w:val="0"/>
           <w:i w:val="0"/>
@@ -633,7 +633,7 @@
       </w:pPr>
       <w:r>
         <w:rPr>
-          <w:rStyle w:val="888"/>
+          <w:rStyle w:val="900"/>
           <w:b/>
           <w:bCs/>
           <w:i w:val="0"/>
@@ -647,7 +647,7 @@
       </w:r>
       <w:r>
         <w:rPr>
-          <w:rStyle w:val="888"/>
+          <w:rStyle w:val="900"/>
           <w:b/>
           <w:bCs/>
           <w:i w:val="0"/>
@@ -661,7 +661,19 @@
       </w:r>
       <w:r>
         <w:rPr>
-          <w:rStyle w:val="888"/>
+          <w:rStyle w:val="900"/>
+          <w:b/>
+          <w:bCs w:val="0"/>
+          <w:i w:val="0"/>
+          <w:smallCaps w:val="0"/>
+          <w:color w:val="000000" w:themeColor="text1"/>
+          <w:highlight w:val="none"/>
+          <w:lang w:eastAsia="ru-RU" w:bidi="ar-SA"/>
+        </w:rPr>
+      </w:r>
+      <w:r>
+        <w:rPr>
+          <w:rStyle w:val="900"/>
           <w:b/>
           <w:bCs w:val="0"/>
           <w:i w:val="0"/>
@@ -674,7 +686,7 @@
     </w:p>
     <w:p>
       <w:pPr>
-        <w:pStyle w:val="919"/>
+        <w:pStyle w:val="931"/>
         <w:pBdr/>
         <w:spacing/>
         <w:ind/>
@@ -698,19 +710,49 @@
       <w:r>
         <w:rPr>
           <w:color w:val="000000" w:themeColor="text1"/>
-          <w:szCs w:val="28"/>
         </w:rPr>
       </w:r>
     </w:p>
     <w:p>
       <w:pPr>
-        <w:pStyle w:val="919"/>
+        <w:pStyle w:val="931"/>
         <w:pBdr/>
         <w:spacing/>
         <w:ind/>
         <w:jc w:val="center"/>
         <w:rPr>
           <w:color w:val="000000" w:themeColor="text1"/>
+        </w:rPr>
+      </w:pPr>
+      <w:r>
+        <w:rPr>
+          <w:color w:val="000000" w:themeColor="text1"/>
+          <w:szCs w:val="28"/>
+          <w:lang w:eastAsia="ru-RU" w:bidi="ar-SA"/>
+        </w:rPr>
+      </w:r>
+      <w:r>
+        <w:rPr>
+          <w:color w:val="000000" w:themeColor="text1"/>
+          <w:szCs w:val="28"/>
+        </w:rPr>
+      </w:r>
+      <w:r>
+        <w:rPr>
+          <w:color w:val="000000" w:themeColor="text1"/>
+        </w:rPr>
+      </w:r>
+    </w:p>
+    <w:p>
+      <w:pPr>
+        <w:pStyle w:val="931"/>
+        <w:pBdr/>
+        <w:spacing/>
+        <w:ind/>
+        <w:jc w:val="center"/>
+        <w:rPr>
+          <w:color w:val="000000" w:themeColor="text1"/>
+          <w:szCs w:val="28"/>
         </w:rPr>
       </w:pPr>
       <w:r>
@@ -735,7 +777,7 @@
     </w:p>
     <w:p>
       <w:pPr>
-        <w:pStyle w:val="919"/>
+        <w:pStyle w:val="931"/>
         <w:pBdr/>
         <w:spacing/>
         <w:ind/>
@@ -767,7 +809,7 @@
     </w:p>
     <w:p>
       <w:pPr>
-        <w:pStyle w:val="919"/>
+        <w:pStyle w:val="931"/>
         <w:pBdr/>
         <w:spacing/>
         <w:ind/>
@@ -799,7 +841,7 @@
     </w:p>
     <w:p>
       <w:pPr>
-        <w:pStyle w:val="919"/>
+        <w:pStyle w:val="931"/>
         <w:pBdr/>
         <w:spacing/>
         <w:ind/>
@@ -831,39 +873,7 @@
     </w:p>
     <w:p>
       <w:pPr>
-        <w:pStyle w:val="919"/>
-        <w:pBdr/>
-        <w:spacing/>
-        <w:ind/>
-        <w:jc w:val="center"/>
-        <w:rPr>
-          <w:color w:val="000000" w:themeColor="text1"/>
-          <w:szCs w:val="28"/>
-        </w:rPr>
-      </w:pPr>
-      <w:r>
-        <w:rPr>
-          <w:color w:val="000000" w:themeColor="text1"/>
-          <w:szCs w:val="28"/>
-          <w:lang w:eastAsia="ru-RU" w:bidi="ar-SA"/>
-        </w:rPr>
-      </w:r>
-      <w:r>
-        <w:rPr>
-          <w:color w:val="000000" w:themeColor="text1"/>
-          <w:szCs w:val="28"/>
-        </w:rPr>
-      </w:r>
-      <w:r>
-        <w:rPr>
-          <w:color w:val="000000" w:themeColor="text1"/>
-          <w:szCs w:val="28"/>
-        </w:rPr>
-      </w:r>
-    </w:p>
-    <w:p>
-      <w:pPr>
-        <w:pStyle w:val="919"/>
+        <w:pStyle w:val="931"/>
         <w:pBdr/>
         <w:spacing/>
         <w:ind/>
@@ -892,7 +902,7 @@
     </w:p>
     <w:p>
       <w:pPr>
-        <w:pStyle w:val="919"/>
+        <w:pStyle w:val="931"/>
         <w:pBdr/>
         <w:spacing/>
         <w:ind w:firstLine="0"/>
@@ -958,7 +968,7 @@
           </w:tcPr>
           <w:p>
             <w:pPr>
-              <w:pStyle w:val="919"/>
+              <w:pStyle w:val="931"/>
               <w:pBdr/>
               <w:spacing/>
               <w:ind/>
@@ -1023,7 +1033,7 @@
           </w:tcPr>
           <w:p>
             <w:pPr>
-              <w:pStyle w:val="919"/>
+              <w:pStyle w:val="931"/>
               <w:pBdr/>
               <w:spacing/>
               <w:ind w:firstLine="0"/>
@@ -1068,7 +1078,7 @@
           </w:tcPr>
           <w:p>
             <w:pPr>
-              <w:pStyle w:val="919"/>
+              <w:pStyle w:val="931"/>
               <w:pBdr/>
               <w:spacing/>
               <w:ind/>
@@ -1120,7 +1130,7 @@
           </w:tcPr>
           <w:p>
             <w:pPr>
-              <w:pStyle w:val="919"/>
+              <w:pStyle w:val="931"/>
               <w:pBdr/>
               <w:spacing/>
               <w:ind/>
@@ -1169,7 +1179,7 @@
           </w:tcPr>
           <w:p>
             <w:pPr>
-              <w:pStyle w:val="919"/>
+              <w:pStyle w:val="931"/>
               <w:pBdr/>
               <w:spacing/>
               <w:ind w:firstLine="0"/>
@@ -1214,7 +1224,7 @@
           </w:tcPr>
           <w:p>
             <w:pPr>
-              <w:pStyle w:val="919"/>
+              <w:pStyle w:val="931"/>
               <w:pBdr/>
               <w:spacing/>
               <w:ind/>
@@ -1249,7 +1259,7 @@
     </w:tbl>
     <w:p>
       <w:pPr>
-        <w:pStyle w:val="919"/>
+        <w:pStyle w:val="931"/>
         <w:pBdr/>
         <w:spacing/>
         <w:ind/>
@@ -1285,7 +1295,7 @@
     </w:p>
     <w:p>
       <w:pPr>
-        <w:pStyle w:val="919"/>
+        <w:pStyle w:val="931"/>
         <w:pBdr/>
         <w:spacing/>
         <w:ind/>
@@ -1322,7 +1332,7 @@
     </w:p>
     <w:p>
       <w:pPr>
-        <w:pStyle w:val="919"/>
+        <w:pStyle w:val="931"/>
         <w:pBdr/>
         <w:spacing/>
         <w:ind/>
@@ -1368,7 +1378,7 @@
     </w:p>
     <w:p>
       <w:pPr>
-        <w:pStyle w:val="855"/>
+        <w:pStyle w:val="867"/>
         <w:pBdr/>
         <w:spacing/>
         <w:ind/>
@@ -1390,8 +1400,6 @@
         <w:rPr>
           <w:sz w:val="28"/>
           <w:szCs w:val="28"/>
-          <w:highlight w:val="none"/>
-          <w:lang w:val="ru-RU"/>
         </w:rPr>
       </w:r>
       <w:r>
@@ -1428,6 +1436,16 @@
       <w:r>
         <w:rPr>
           <w:rFonts w:ascii="Times New Roman" w:hAnsi="Times New Roman" w:eastAsia="Times New Roman" w:cs="Times New Roman"/>
+          <w:sz w:val="28"/>
+          <w:szCs w:val="28"/>
+        </w:rPr>
+      </w:r>
+      <w:r>
+        <w:rPr>
+          <w:rFonts w:ascii="Times New Roman" w:hAnsi="Times New Roman" w:cs="Times New Roman"/>
+          <w:b/>
+          <w:bCs/>
+          <w:color w:val="000000"/>
           <w:sz w:val="28"/>
           <w:szCs w:val="28"/>
         </w:rPr>
@@ -1644,6 +1662,13 @@
           <w:szCs w:val="28"/>
         </w:rPr>
       </w:r>
+      <w:r>
+        <w:rPr>
+          <w:sz w:val="28"/>
+          <w:szCs w:val="28"/>
+          <w14:ligatures w14:val="none"/>
+        </w:rPr>
+      </w:r>
     </w:p>
     <w:p>
       <w:pPr>
@@ -1669,10 +1694,17 @@
           <w:szCs w:val="28"/>
         </w:rPr>
       </w:r>
+      <w:r>
+        <w:rPr>
+          <w:sz w:val="28"/>
+          <w:szCs w:val="28"/>
+          <w14:ligatures w14:val="none"/>
+        </w:rPr>
+      </w:r>
     </w:p>
     <w:p>
       <w:pPr>
-        <w:pStyle w:val="918"/>
+        <w:pStyle w:val="930"/>
         <w:numPr>
           <w:ilvl w:val="0"/>
           <w:numId w:val="14"/>
@@ -1714,12 +1746,13 @@
         <w:rPr>
           <w:sz w:val="28"/>
           <w:szCs w:val="28"/>
+          <w14:ligatures w14:val="none"/>
         </w:rPr>
       </w:r>
     </w:p>
     <w:p>
       <w:pPr>
-        <w:pStyle w:val="918"/>
+        <w:pStyle w:val="930"/>
         <w:numPr>
           <w:ilvl w:val="0"/>
           <w:numId w:val="14"/>
@@ -1767,6 +1800,7 @@
         <w:rPr>
           <w:sz w:val="28"/>
           <w:szCs w:val="28"/>
+          <w14:ligatures w14:val="none"/>
         </w:rPr>
       </w:r>
     </w:p>
@@ -1792,6 +1826,13 @@
         <w:rPr>
           <w:sz w:val="28"/>
           <w:szCs w:val="28"/>
+        </w:rPr>
+      </w:r>
+      <w:r>
+        <w:rPr>
+          <w:sz w:val="28"/>
+          <w:szCs w:val="28"/>
+          <w14:ligatures w14:val="none"/>
         </w:rPr>
       </w:r>
     </w:p>
@@ -1904,6 +1945,7 @@
         <w:rPr>
           <w:sz w:val="28"/>
           <w:szCs w:val="28"/>
+          <w14:ligatures w14:val="none"/>
         </w:rPr>
       </w:r>
     </w:p>
@@ -1940,6 +1982,15 @@
           <w:szCs w:val="28"/>
           <w:highlight w:val="none"/>
           <w:lang w:val="ru-RU"/>
+        </w:rPr>
+      </w:r>
+      <w:r>
+        <w:rPr>
+          <w:b/>
+          <w:bCs/>
+          <w:sz w:val="28"/>
+          <w:szCs w:val="28"/>
+          <w:highlight w:val="none"/>
         </w:rPr>
       </w:r>
     </w:p>
@@ -2121,6 +2172,14 @@
           <w:lang w:val="ru-RU"/>
         </w:rPr>
       </w:r>
+      <w:r>
+        <w:rPr>
+          <w:rFonts w:ascii="Times New Roman" w:hAnsi="Times New Roman" w:eastAsia="Times New Roman" w:cs="Times New Roman"/>
+          <w:color w:val="000000"/>
+          <w:sz w:val="28"/>
+          <w:szCs w:val="28"/>
+        </w:rPr>
+      </w:r>
     </w:p>
     <w:p>
       <w:pPr>
@@ -2285,6 +2344,14 @@
           <w:lang w:val="ru-RU"/>
         </w:rPr>
       </w:r>
+      <w:r>
+        <w:rPr>
+          <w:rFonts w:ascii="Times New Roman" w:hAnsi="Times New Roman" w:eastAsia="Times New Roman" w:cs="Times New Roman"/>
+          <w:color w:val="000000"/>
+          <w:sz w:val="28"/>
+          <w:szCs w:val="28"/>
+        </w:rPr>
+      </w:r>
     </w:p>
     <w:p>
       <w:pPr>
@@ -2316,6 +2383,14 @@
           <w:lang w:val="ru-RU"/>
         </w:rPr>
       </w:r>
+      <w:r>
+        <w:rPr>
+          <w:rFonts w:ascii="Times New Roman" w:hAnsi="Times New Roman" w:eastAsia="Times New Roman" w:cs="Times New Roman"/>
+          <w:color w:val="000000"/>
+          <w:sz w:val="28"/>
+          <w:szCs w:val="28"/>
+        </w:rPr>
+      </w:r>
     </w:p>
     <w:p>
       <w:pPr>
@@ -2347,10 +2422,18 @@
           <w:lang w:val="ru-RU"/>
         </w:rPr>
       </w:r>
+      <w:r>
+        <w:rPr>
+          <w:rFonts w:ascii="Times New Roman" w:hAnsi="Times New Roman" w:eastAsia="Times New Roman" w:cs="Times New Roman"/>
+          <w:color w:val="000000"/>
+          <w:sz w:val="28"/>
+          <w:szCs w:val="28"/>
+        </w:rPr>
+      </w:r>
     </w:p>
     <w:p>
       <w:pPr>
-        <w:pStyle w:val="918"/>
+        <w:pStyle w:val="930"/>
         <w:numPr>
           <w:ilvl w:val="0"/>
           <w:numId w:val="15"/>
@@ -2387,24 +2470,24 @@
       </m:oMath>
       <w:r>
         <w:rPr>
+          <w:sz w:val="28"/>
+          <w:szCs w:val="28"/>
+          <w:highlight w:val="none"/>
+          <w:lang w:val="ru-RU"/>
+        </w:rPr>
+      </w:r>
+      <w:r>
+        <w:rPr>
           <w:rFonts w:ascii="Times New Roman" w:hAnsi="Times New Roman" w:eastAsia="Times New Roman" w:cs="Times New Roman"/>
           <w:color w:val="000000"/>
           <w:sz w:val="28"/>
           <w:szCs w:val="28"/>
         </w:rPr>
       </w:r>
-      <w:r>
-        <w:rPr>
-          <w:sz w:val="28"/>
-          <w:szCs w:val="28"/>
-          <w:highlight w:val="none"/>
-          <w:lang w:val="ru-RU"/>
-        </w:rPr>
-      </w:r>
     </w:p>
     <w:p>
       <w:pPr>
-        <w:pStyle w:val="918"/>
+        <w:pStyle w:val="930"/>
         <w:numPr>
           <w:ilvl w:val="0"/>
           <w:numId w:val="15"/>
@@ -2441,20 +2524,20 @@
       </m:oMath>
       <w:r>
         <w:rPr>
+          <w:sz w:val="28"/>
+          <w:szCs w:val="28"/>
+          <w:highlight w:val="none"/>
+          <w:lang w:val="ru-RU"/>
+        </w:rPr>
+      </w:r>
+      <w:r>
+        <w:rPr>
           <w:rFonts w:ascii="Times New Roman" w:hAnsi="Times New Roman" w:eastAsia="Times New Roman" w:cs="Times New Roman"/>
           <w:color w:val="000000"/>
           <w:sz w:val="28"/>
           <w:szCs w:val="28"/>
         </w:rPr>
       </w:r>
-      <w:r>
-        <w:rPr>
-          <w:sz w:val="28"/>
-          <w:szCs w:val="28"/>
-          <w:highlight w:val="none"/>
-          <w:lang w:val="ru-RU"/>
-        </w:rPr>
-      </w:r>
     </w:p>
     <w:p>
       <w:pPr>
@@ -2463,7 +2546,7 @@
         <w:spacing/>
         <w:ind/>
         <w:rPr>
-          <w:rStyle w:val="865"/>
+          <w:rStyle w:val="877"/>
           <w:lang w:val="ru-RU"/>
         </w:rPr>
       </w:pPr>
@@ -2565,13 +2648,13 @@
       </w:r>
       <w:r>
         <w:rPr>
-          <w:rStyle w:val="865"/>
+          <w:rStyle w:val="877"/>
           <w:lang w:val="ru-RU"/>
         </w:rPr>
       </w:r>
       <w:r>
         <w:rPr>
-          <w:rStyle w:val="865"/>
+          <w:rStyle w:val="877"/>
           <w:lang w:val="ru-RU"/>
         </w:rPr>
       </w:r>
@@ -2579,17 +2662,17 @@
     <w:p>
       <w:pPr>
         <w:pBdr/>
-        <w:shd w:val="nil"/>
+        <w:shd w:val="nil" w:color="auto"/>
         <w:spacing/>
         <w:ind/>
         <w:rPr>
-          <w:rStyle w:val="865"/>
+          <w:rStyle w:val="877"/>
           <w:lang w:val="ru-RU"/>
         </w:rPr>
       </w:pPr>
       <w:r>
         <w:rPr>
-          <w:rStyle w:val="865"/>
+          <w:rStyle w:val="877"/>
           <w:highlight w:val="none"/>
           <w:lang w:val="ru-RU"/>
         </w:rPr>
@@ -2597,14 +2680,47 @@
       </w:r>
       <w:r>
         <w:rPr>
-          <w:rStyle w:val="865"/>
+          <w:rStyle w:val="877"/>
           <w:highlight w:val="none"/>
           <w:lang w:val="ru-RU"/>
         </w:rPr>
       </w:r>
       <w:r>
         <w:rPr>
-          <w:rStyle w:val="865"/>
+          <w:rStyle w:val="877"/>
+          <w:lang w:val="ru-RU"/>
+        </w:rPr>
+      </w:r>
+    </w:p>
+    <w:p>
+      <w:pPr>
+        <w:pBdr/>
+        <w:shd w:val="nil" w:color="000000"/>
+        <w:spacing/>
+        <w:ind/>
+        <w:rPr>
+          <w:rStyle w:val="877"/>
+          <w:highlight w:val="none"/>
+          <w:lang w:val="ru-RU"/>
+        </w:rPr>
+      </w:pPr>
+      <w:r>
+        <w:rPr>
+          <w:rStyle w:val="877"/>
+          <w:lang w:val="ru-RU"/>
+        </w:rPr>
+        <w:t xml:space="preserve">Теоретические сведения</w:t>
+      </w:r>
+      <w:r>
+        <w:rPr>
+          <w:rStyle w:val="877"/>
+          <w:highlight w:val="none"/>
+          <w:lang w:val="ru-RU"/>
+        </w:rPr>
+      </w:r>
+      <w:r>
+        <w:rPr>
+          <w:rStyle w:val="877"/>
           <w:highlight w:val="none"/>
           <w:lang w:val="ru-RU"/>
         </w:rPr>
@@ -2613,27 +2729,18 @@
     <w:p>
       <w:pPr>
         <w:pBdr/>
-        <w:shd w:val="nil" w:color="000000"/>
         <w:spacing/>
         <w:ind/>
         <w:rPr>
-          <w:rStyle w:val="865"/>
-          <w:highlight w:val="none"/>
-          <w:lang w:val="ru-RU"/>
+          <w14:ligatures w14:val="none"/>
         </w:rPr>
       </w:pPr>
       <w:r>
-        <w:rPr>
-          <w:rStyle w:val="865"/>
-          <w:lang w:val="ru-RU"/>
-        </w:rPr>
-        <w:t xml:space="preserve">Теоретические сведения</w:t>
+        <w:t xml:space="preserve">Алгоритм Кнута — Морриса — Пратта предназначен для поиска шаблона в тексте за линейное время.</w:t>
       </w:r>
       <w:r>
         <w:rPr>
-          <w:rStyle w:val="865"/>
-          <w:highlight w:val="none"/>
-          <w:lang w:val="ru-RU"/>
+          <w14:ligatures w14:val="none"/>
         </w:rPr>
       </w:r>
     </w:p>
@@ -2647,23 +2754,13 @@
         </w:rPr>
       </w:pPr>
       <w:r>
-        <w:t xml:space="preserve">Алгоритм Кнута — Морриса — Пратта предназначен для поиска шаблона в тексте за линейное время.</w:t>
+        <w:t xml:space="preserve">Основная идея алгоритма заключается в том, что при несовпадении символов не нужно начинать сравнение шаблона с начала. Вместо этого используется заранее вычисленная префикс-функция, которая показывает, на какую позицию можно откатиться внутри шаблона.</w:t>
       </w:r>
-      <w:r/>
-    </w:p>
-    <w:p>
-      <w:pPr>
-        <w:pBdr/>
-        <w:spacing/>
-        <w:ind/>
+      <w:r>
         <w:rPr>
           <w14:ligatures w14:val="none"/>
         </w:rPr>
-      </w:pPr>
-      <w:r>
-        <w:t xml:space="preserve">Основная идея алгоритма заключается в том, что при несовпадении символов не нужно начинать сравнение шаблона с начала. Вместо этого используется заранее вычисленная префикс-функция, которая показывает, на какую позицию можно откатиться внутри шаблона.</w:t>
       </w:r>
-      <w:r/>
     </w:p>
     <w:p>
       <w:pPr>
@@ -2678,12 +2775,17 @@
       <w:r>
         <w:t xml:space="preserve">Префикс-функция pi[i] для строки S — это длина наибольшего собственного префикса строки S[0:i+1], который одновременно является её суффиксом.</w:t>
       </w:r>
-      <w:r/>
+      <w:r>
+        <w:rPr>
+          <w:highlight w:val="none"/>
+          <w14:ligatures w14:val="none"/>
+        </w:rPr>
+      </w:r>
     </w:p>
     <w:p>
       <w:pPr>
         <w:pBdr/>
-        <w:shd w:val="nil"/>
+        <w:shd w:val="nil" w:color="auto"/>
         <w:spacing/>
         <w:ind/>
         <w:rPr>
@@ -2693,12 +2795,15 @@
       <w:r>
         <w:br w:type="page" w:clear="all"/>
       </w:r>
-      <w:r/>
-      <w:r/>
+      <w:r>
+        <w:rPr>
+          <w14:ligatures w14:val="none"/>
+        </w:rPr>
+      </w:r>
     </w:p>
     <w:p>
       <w:pPr>
-        <w:pStyle w:val="855"/>
+        <w:pStyle w:val="867"/>
         <w:pBdr/>
         <w:spacing/>
         <w:ind/>
@@ -2712,7 +2817,11 @@
         </w:rPr>
         <w:t xml:space="preserve">Описание алгоритмов</w:t>
       </w:r>
-      <w:r/>
+      <w:r>
+        <w:rPr>
+          <w14:ligatures w14:val="none"/>
+        </w:rPr>
+      </w:r>
     </w:p>
     <w:p>
       <w:pPr>
@@ -2729,6 +2838,147 @@
         </w:rPr>
         <w:t xml:space="preserve">Задача 1.</w:t>
       </w:r>
+      <w:r>
+        <w:rPr>
+          <w:highlight w:val="none"/>
+        </w:rPr>
+      </w:r>
+    </w:p>
+    <w:p>
+      <w:pPr>
+        <w:pBdr/>
+        <w:spacing/>
+        <w:ind/>
+        <w:rPr/>
+      </w:pPr>
+      <w:r>
+        <w:rPr>
+          <w:highlight w:val="none"/>
+        </w:rPr>
+      </w:r>
+      <w:r>
+        <w:t xml:space="preserve">Для поиска всех вхождений шаблона P в текст T используется алгоритм Кнута — Морриса — Пратта.</w:t>
+      </w:r>
+      <w:r>
+        <w:rPr>
+          <w:highlight w:val="none"/>
+        </w:rPr>
+      </w:r>
+    </w:p>
+    <w:p>
+      <w:pPr>
+        <w:pBdr/>
+        <w:spacing/>
+        <w:ind/>
+        <w:rPr/>
+      </w:pPr>
+      <w:r/>
+      <w:r>
+        <w:t xml:space="preserve">Сначала для шаблона P строится префикс-функция pi. Значение pi[i] показывает длину наибольшего собственного префикса подстроки P[0:i+1], который одновременно является её суффиксом. Эта информация нужна для того, чтобы при несовпадении не начинать сравнение</w:t>
+      </w:r>
+      <w:r>
+        <w:t xml:space="preserve"> шаблона заново, а выполнить откат к уже известной совпавшей части.</w:t>
+      </w:r>
+      <w:r>
+        <w:rPr>
+          <w:highlight w:val="none"/>
+        </w:rPr>
+      </w:r>
+    </w:p>
+    <w:p>
+      <w:pPr>
+        <w:pBdr/>
+        <w:spacing/>
+        <w:ind/>
+        <w:rPr>
+          <w:highlight w:val="none"/>
+        </w:rPr>
+      </w:pPr>
+      <w:r/>
+      <w:r>
+        <w:t xml:space="preserve">После построения префикс-функции выполняется проход по тексту T. Переменная j хранит количество символов шаблона, которые уже совпали. Если текущие символы текста и шаблона совпадают, j увеличивается. Если происходит несовпадение, j откатывается по префикс</w:t>
+      </w:r>
+      <w:r>
+        <w:t xml:space="preserve">-функции</w:t>
+      </w:r>
+      <w:r>
+        <w:rPr>
+          <w:highlight w:val="none"/>
+        </w:rPr>
+        <w:t xml:space="preserve"> </w:t>
+      </w:r>
+      <w:r>
+        <w:rPr>
+          <w:highlight w:val="none"/>
+        </w:rPr>
+        <w:t xml:space="preserve">j = pi[j - 1]</w:t>
+      </w:r>
+      <w:r>
+        <w:rPr>
+          <w:highlight w:val="none"/>
+        </w:rPr>
+        <w:t xml:space="preserve">.</w:t>
+      </w:r>
+      <w:r>
+        <w:rPr>
+          <w:highlight w:val="none"/>
+        </w:rPr>
+      </w:r>
+    </w:p>
+    <w:p>
+      <w:pPr>
+        <w:pBdr/>
+        <w:spacing/>
+        <w:ind/>
+        <w:rPr>
+          <w:highlight w:val="none"/>
+        </w:rPr>
+      </w:pPr>
+      <w:r>
+        <w:rPr>
+          <w:highlight w:val="none"/>
+        </w:rPr>
+      </w:r>
+      <w:r>
+        <w:t xml:space="preserve">Когда j становится равным длине шаблона, найдено полное вхождение. Индекс начала вхождения вычисляется так</w:t>
+      </w:r>
+      <w:r>
+        <w:rPr>
+          <w:highlight w:val="none"/>
+        </w:rPr>
+        <w:t xml:space="preserve">: </w:t>
+      </w:r>
+      <w:r>
+        <w:rPr>
+          <w:highlight w:val="none"/>
+        </w:rPr>
+        <w:t xml:space="preserve">start = i - |P| + 1</w:t>
+      </w:r>
+      <w:r>
+        <w:rPr>
+          <w:highlight w:val="none"/>
+        </w:rPr>
+        <w:t xml:space="preserve">.</w:t>
+      </w:r>
+      <w:r>
+        <w:rPr>
+          <w:highlight w:val="none"/>
+        </w:rPr>
+      </w:r>
+    </w:p>
+    <w:p>
+      <w:pPr>
+        <w:pBdr/>
+        <w:spacing/>
+        <w:ind/>
+        <w:rPr/>
+      </w:pPr>
+      <w:r>
+        <w:rPr>
+          <w:highlight w:val="none"/>
+        </w:rPr>
+        <w:t xml:space="preserve">Сложность алгоритма:</w:t>
+      </w:r>
       <w:r/>
     </w:p>
     <w:p>
@@ -2738,6 +2988,441 @@
         <w:ind/>
         <w:rPr/>
       </w:pPr>
+      <w:r>
+        <w:rPr>
+          <w:highlight w:val="none"/>
+        </w:rPr>
+        <w:t xml:space="preserve">Пусть m = |P| — длина шаблона, n = |T| — длина текста.</w:t>
+      </w:r>
+      <w:r/>
+      <w:r>
+        <w:rPr>
+          <w:highlight w:val="none"/>
+        </w:rPr>
+      </w:r>
+      <w:r/>
+      <w:r>
+        <w:rPr>
+          <w:highlight w:val="none"/>
+        </w:rPr>
+      </w:r>
+    </w:p>
+    <w:p>
+      <w:pPr>
+        <w:pBdr/>
+        <w:spacing/>
+        <w:ind/>
+        <w:rPr/>
+      </w:pPr>
+      <w:r>
+        <w:rPr>
+          <w:highlight w:val="none"/>
+        </w:rPr>
+        <w:t xml:space="preserve">Построение префикс-функции занимает O(m), так как она вычисляется только для шаблона P.</w:t>
+      </w:r>
+      <w:r/>
+      <w:r>
+        <w:rPr>
+          <w:highlight w:val="none"/>
+        </w:rPr>
+      </w:r>
+      <w:r/>
+      <w:r>
+        <w:rPr>
+          <w:highlight w:val="none"/>
+        </w:rPr>
+      </w:r>
+    </w:p>
+    <w:p>
+      <w:pPr>
+        <w:pBdr/>
+        <w:spacing/>
+        <w:ind/>
+        <w:rPr/>
+      </w:pPr>
+      <w:r>
+        <w:rPr>
+          <w:highlight w:val="none"/>
+        </w:rPr>
+        <w:t xml:space="preserve">Поиск всех вхождений шаблона P в тексте T занимает O(n), так как алгоритм выполняет один проход по тексту без возврата назад.</w:t>
+      </w:r>
+      <w:r/>
+      <w:r>
+        <w:rPr>
+          <w:highlight w:val="none"/>
+        </w:rPr>
+      </w:r>
+      <w:r/>
+      <w:r>
+        <w:rPr>
+          <w:highlight w:val="none"/>
+        </w:rPr>
+      </w:r>
+    </w:p>
+    <w:p>
+      <w:pPr>
+        <w:pBdr/>
+        <w:spacing/>
+        <w:ind/>
+        <w:rPr/>
+      </w:pPr>
+      <w:r>
+        <w:rPr>
+          <w:highlight w:val="none"/>
+        </w:rPr>
+        <w:t xml:space="preserve">Итоговая временная сложность алгоритма составляет O(n + m).</w:t>
+      </w:r>
+      <w:r/>
+      <w:r>
+        <w:rPr>
+          <w:highlight w:val="none"/>
+        </w:rPr>
+      </w:r>
+      <w:r/>
+      <w:r>
+        <w:rPr>
+          <w:highlight w:val="none"/>
+        </w:rPr>
+      </w:r>
+    </w:p>
+    <w:p>
+      <w:pPr>
+        <w:pBdr/>
+        <w:spacing/>
+        <w:ind/>
+        <w:rPr>
+          <w:highlight w:val="none"/>
+        </w:rPr>
+      </w:pPr>
+      <w:r>
+        <w:rPr>
+          <w:highlight w:val="none"/>
+        </w:rPr>
+        <w:t xml:space="preserve">Дополнительная память составляет O(m + k), где m — длина шаблона, а k — количество найденных вхождений.</w:t>
+      </w:r>
+      <w:r>
+        <w:rPr>
+          <w:highlight w:val="none"/>
+        </w:rPr>
+      </w:r>
+    </w:p>
+    <w:p>
+      <w:pPr>
+        <w:pBdr/>
+        <w:spacing/>
+        <w:ind/>
+        <w:rPr>
+          <w:highlight w:val="none"/>
+        </w:rPr>
+      </w:pPr>
+      <w:r>
+        <w:rPr>
+          <w:highlight w:val="none"/>
+        </w:rPr>
+        <w:t xml:space="preserve">Задача 2.</w:t>
+      </w:r>
+      <w:r>
+        <w:rPr>
+          <w:highlight w:val="none"/>
+        </w:rPr>
+      </w:r>
+    </w:p>
+    <w:p>
+      <w:pPr>
+        <w:pBdr/>
+        <w:spacing/>
+        <w:ind/>
+        <w:rPr/>
+      </w:pPr>
+      <w:r>
+        <w:rPr>
+          <w:highlight w:val="none"/>
+        </w:rPr>
+        <w:t xml:space="preserve">Для проверки, является ли строка A циклическим сдвигом строки B, используется алгоритм Кнута — Морриса — Пратта.</w:t>
+      </w:r>
+      <w:r/>
+    </w:p>
+    <w:p>
+      <w:pPr>
+        <w:pBdr/>
+        <w:spacing/>
+        <w:ind/>
+        <w:rPr/>
+      </w:pPr>
+      <w:r>
+        <w:rPr>
+          <w:highlight w:val="none"/>
+        </w:rPr>
+      </w:r>
+      <w:r/>
+    </w:p>
+    <w:p>
+      <w:pPr>
+        <w:pBdr/>
+        <w:spacing/>
+        <w:ind/>
+        <w:rPr/>
+      </w:pPr>
+      <w:r>
+        <w:rPr>
+          <w:highlight w:val="none"/>
+        </w:rPr>
+        <w:t xml:space="preserve">Сначала проверяется, равны ли длины строк A и B. Если длины различаются, то строка A не может быть циклическим сдвигом строки B, поэтому сразу выводится -1.</w:t>
+      </w:r>
+      <w:r/>
+      <w:r>
+        <w:rPr>
+          <w:highlight w:val="none"/>
+        </w:rPr>
+      </w:r>
+      <w:r/>
+      <w:r>
+        <w:rPr>
+          <w:highlight w:val="none"/>
+        </w:rPr>
+      </w:r>
+    </w:p>
+    <w:p>
+      <w:pPr>
+        <w:pBdr/>
+        <w:spacing/>
+        <w:ind/>
+        <w:rPr/>
+      </w:pPr>
+      <w:r>
+        <w:rPr>
+          <w:highlight w:val="none"/>
+        </w:rPr>
+        <w:t xml:space="preserve">Если длины строк равны, задача сводится к поиску строки B в строке A + A. Это связано с тем, что любой циклический сдвиг строки обязательно содержится внутри строки, полученной склейкой этой строки с самой собой. Например, если A = defabc, то A + A = defabc</w:t>
+      </w:r>
+      <w:r>
+        <w:rPr>
+          <w:highlight w:val="none"/>
+        </w:rPr>
+        <w:t xml:space="preserve">defabc, и строка B = abcdef начинается в ней с индекса 3.</w:t>
+      </w:r>
+      <w:r/>
+      <w:r>
+        <w:rPr>
+          <w:highlight w:val="none"/>
+        </w:rPr>
+      </w:r>
+      <w:r/>
+      <w:r>
+        <w:rPr>
+          <w:highlight w:val="none"/>
+        </w:rPr>
+      </w:r>
+    </w:p>
+    <w:p>
+      <w:pPr>
+        <w:pBdr/>
+        <w:spacing/>
+        <w:ind/>
+        <w:rPr/>
+      </w:pPr>
+      <w:r>
+        <w:rPr>
+          <w:highlight w:val="none"/>
+        </w:rPr>
+        <w:t xml:space="preserve">Для поиска строки B в A + A используется алгоритм КМП. Сначала для строки B строится префикс-функция pi. Значение pi[i] показывает длину наибольшего собственного префикса подстроки B[0:i+1], который одновременно является её суффиксом. Эта информация использ</w:t>
+      </w:r>
+      <w:r>
+        <w:rPr>
+          <w:highlight w:val="none"/>
+        </w:rPr>
+        <w:t xml:space="preserve">уется для отката при несовпадении символов.</w:t>
+      </w:r>
+      <w:r/>
+      <w:r>
+        <w:rPr>
+          <w:highlight w:val="none"/>
+        </w:rPr>
+      </w:r>
+      <w:r/>
+      <w:r>
+        <w:rPr>
+          <w:highlight w:val="none"/>
+        </w:rPr>
+      </w:r>
+    </w:p>
+    <w:p>
+      <w:pPr>
+        <w:pBdr/>
+        <w:spacing/>
+        <w:ind/>
+        <w:rPr/>
+      </w:pPr>
+      <w:r>
+        <w:rPr>
+          <w:highlight w:val="none"/>
+        </w:rPr>
+        <w:t xml:space="preserve">После построения префикс-функции выполняется поиск строки B в виртуальной строке A + A. При этом строка A + A явно не создаётся: сначала выполняется проход по строке A, затем по началу строки A. Переменная j хранит количество уже совпавших символов строки B</w:t>
+      </w:r>
+      <w:r>
+        <w:rPr>
+          <w:highlight w:val="none"/>
+        </w:rPr>
+        <w:t xml:space="preserve">. Если символы совпадают, j увеличивается. Если происходит несовпадение, выполняется откат по префикс-функции: j = pi[j - 1].</w:t>
+      </w:r>
+      <w:r/>
+      <w:r>
+        <w:rPr>
+          <w:highlight w:val="none"/>
+        </w:rPr>
+      </w:r>
+      <w:r/>
+      <w:r>
+        <w:rPr>
+          <w:highlight w:val="none"/>
+        </w:rPr>
+      </w:r>
+    </w:p>
+    <w:p>
+      <w:pPr>
+        <w:pBdr/>
+        <w:spacing/>
+        <w:ind/>
+        <w:rPr/>
+      </w:pPr>
+      <w:r>
+        <w:rPr>
+          <w:highlight w:val="none"/>
+        </w:rPr>
+        <w:t xml:space="preserve">Когда j становится равным длине строки B, найдено полное вхождение. Индекс начала этого вхождения является ответом задачи. Если вхождение не найдено, выводится -1.</w:t>
+      </w:r>
+      <w:r/>
+      <w:r>
+        <w:rPr>
+          <w:highlight w:val="none"/>
+        </w:rPr>
+      </w:r>
+      <w:r/>
+      <w:r>
+        <w:rPr>
+          <w:highlight w:val="none"/>
+        </w:rPr>
+      </w:r>
+    </w:p>
+    <w:p>
+      <w:pPr>
+        <w:pBdr/>
+        <w:spacing/>
+        <w:ind/>
+        <w:rPr/>
+      </w:pPr>
+      <w:r>
+        <w:rPr>
+          <w:highlight w:val="none"/>
+        </w:rPr>
+        <w:t xml:space="preserve">Сложность алгоритма:</w:t>
+      </w:r>
+      <w:r/>
+    </w:p>
+    <w:p>
+      <w:pPr>
+        <w:pBdr/>
+        <w:spacing/>
+        <w:ind/>
+        <w:rPr/>
+      </w:pPr>
+      <w:r>
+        <w:rPr>
+          <w:highlight w:val="none"/>
+        </w:rPr>
+        <w:t xml:space="preserve">n = |A| = |B| — длина строк.</w:t>
+      </w:r>
+      <w:r/>
+      <w:r>
+        <w:rPr>
+          <w:highlight w:val="none"/>
+        </w:rPr>
+      </w:r>
+    </w:p>
+    <w:p>
+      <w:pPr>
+        <w:pBdr/>
+        <w:spacing/>
+        <w:ind/>
+        <w:rPr/>
+      </w:pPr>
+      <w:r>
+        <w:rPr>
+          <w:highlight w:val="none"/>
+        </w:rPr>
+        <w:t xml:space="preserve">Построение префикс-функции для строки B занимает O(n).</w:t>
+      </w:r>
+      <w:r/>
+      <w:r>
+        <w:rPr>
+          <w:highlight w:val="none"/>
+        </w:rPr>
+      </w:r>
+      <w:r/>
+      <w:r/>
+      <w:r>
+        <w:rPr>
+          <w:highlight w:val="none"/>
+        </w:rPr>
+      </w:r>
+    </w:p>
+    <w:p>
+      <w:pPr>
+        <w:pBdr/>
+        <w:spacing/>
+        <w:ind/>
+        <w:rPr/>
+      </w:pPr>
+      <w:r>
+        <w:rPr>
+          <w:highlight w:val="none"/>
+        </w:rPr>
+        <w:t xml:space="preserve">Поиск строки B в виртуальной строке A + A занимает O(n), так как достаточно проверить не более 2n - 1 символов.</w:t>
+      </w:r>
+      <w:r/>
+      <w:r>
+        <w:rPr>
+          <w:highlight w:val="none"/>
+        </w:rPr>
+      </w:r>
+      <w:r/>
+      <w:r>
+        <w:rPr>
+          <w:highlight w:val="none"/>
+        </w:rPr>
+      </w:r>
+    </w:p>
+    <w:p>
+      <w:pPr>
+        <w:pBdr/>
+        <w:spacing/>
+        <w:ind/>
+        <w:rPr/>
+      </w:pPr>
+      <w:r>
+        <w:rPr>
+          <w:highlight w:val="none"/>
+        </w:rPr>
+        <w:t xml:space="preserve">Итоговая временная сложность алгоритма составляет O(n).</w:t>
+      </w:r>
+      <w:r/>
+    </w:p>
+    <w:p>
+      <w:pPr>
+        <w:pBdr/>
+        <w:spacing/>
+        <w:ind/>
+        <w:rPr>
+          <w:highlight w:val="none"/>
+        </w:rPr>
+      </w:pPr>
+      <w:r>
+        <w:rPr>
+          <w:highlight w:val="none"/>
+        </w:rPr>
+        <w:t xml:space="preserve">Дополнительная память составляет O(n), так как хранится префикс-функция для строки B.</w:t>
+      </w:r>
+      <w:r/>
       <w:r>
         <w:rPr>
           <w:highlight w:val="none"/>
@@ -2751,6 +3436,974 @@
       <w:r>
         <w:rPr>
           <w:highlight w:val="none"/>
+        </w:rPr>
+      </w:r>
+      <w:r>
+        <w:rPr>
+          <w:highlight w:val="none"/>
+        </w:rPr>
+      </w:r>
+      <w:r>
+        <w:rPr>
+          <w:highlight w:val="none"/>
+        </w:rPr>
+        <w:t xml:space="preserve"> </w:t>
+      </w:r>
+      <w:r/>
+      <w:r>
+        <w:rPr>
+          <w:highlight w:val="none"/>
+        </w:rPr>
+      </w:r>
+      <w:r>
+        <w:rPr>
+          <w:highlight w:val="none"/>
+        </w:rPr>
+        <w:br w:type="page" w:clear="all"/>
+      </w:r>
+      <w:r>
+        <w:rPr>
+          <w:highlight w:val="none"/>
+        </w:rPr>
+      </w:r>
+      <w:r>
+        <w:rPr>
+          <w:highlight w:val="none"/>
+        </w:rPr>
+      </w:r>
+      <w:r>
+        <w:rPr>
+          <w:highlight w:val="none"/>
+        </w:rPr>
+      </w:r>
+    </w:p>
+    <w:p>
+      <w:pPr>
+        <w:pStyle w:val="867"/>
+        <w:pBdr/>
+        <w:spacing/>
+        <w:ind/>
+        <w:rPr>
+          <w:highlight w:val="none"/>
+        </w:rPr>
+      </w:pPr>
+      <w:r>
+        <w:rPr>
+          <w:highlight w:val="none"/>
+        </w:rPr>
+      </w:r>
+      <w:r>
+        <w:rPr>
+          <w:highlight w:val="none"/>
+        </w:rPr>
+        <w:t xml:space="preserve">Тестирование</w:t>
+      </w:r>
+      <w:r>
+        <w:rPr>
+          <w:highlight w:val="none"/>
+        </w:rPr>
+      </w:r>
+    </w:p>
+    <w:p>
+      <w:pPr>
+        <w:pBdr/>
+        <w:spacing/>
+        <w:ind/>
+        <w:rPr/>
+      </w:pPr>
+      <w:r>
+        <w:rPr>
+          <w:highlight w:val="none"/>
+          <w:lang w:val="en-US"/>
+        </w:rPr>
+        <w:t xml:space="preserve">task1.py:</w:t>
+      </w:r>
+      <w:r>
+        <w:rPr>
+          <w:highlight w:val="none"/>
+        </w:rPr>
+      </w:r>
+      <w:r/>
+    </w:p>
+    <w:tbl>
+      <w:tblPr>
+        <w:tblStyle w:val="741"/>
+        <w:tblW w:w="0" w:type="auto"/>
+        <w:tblBorders/>
+        <w:tblLook w:val="04A0" w:firstRow="1" w:lastRow="0" w:firstColumn="1" w:lastColumn="0" w:noHBand="0" w:noVBand="1"/>
+      </w:tblPr>
+      <w:tblGrid>
+        <w:gridCol w:w="4677"/>
+        <w:gridCol w:w="4677"/>
+      </w:tblGrid>
+      <w:tr>
+        <w:trPr/>
+        <w:tc>
+          <w:tcPr>
+            <w:tcBorders/>
+            <w:tcW w:w="4677" w:type="dxa"/>
+          </w:tcPr>
+          <w:p>
+            <w:pPr>
+              <w:pBdr/>
+              <w:spacing/>
+              <w:ind w:firstLine="0"/>
+              <w:jc w:val="center"/>
+              <w:rPr>
+                <w:highlight w:val="none"/>
+              </w:rPr>
+            </w:pPr>
+            <w:r>
+              <w:rPr>
+                <w:highlight w:val="none"/>
+              </w:rPr>
+              <w:t xml:space="preserve">Входные данные</w:t>
+            </w:r>
+            <w:r>
+              <w:rPr>
+                <w:highlight w:val="none"/>
+              </w:rPr>
+            </w:r>
+          </w:p>
+        </w:tc>
+        <w:tc>
+          <w:tcPr>
+            <w:tcBorders/>
+            <w:tcW w:w="4677" w:type="dxa"/>
+          </w:tcPr>
+          <w:p>
+            <w:pPr>
+              <w:pBdr/>
+              <w:spacing/>
+              <w:ind w:firstLine="0"/>
+              <w:jc w:val="center"/>
+              <w:rPr>
+                <w:highlight w:val="none"/>
+              </w:rPr>
+            </w:pPr>
+            <w:r>
+              <w:rPr>
+                <w:highlight w:val="none"/>
+              </w:rPr>
+              <w:t xml:space="preserve">Вывод</w:t>
+            </w:r>
+            <w:r>
+              <w:rPr>
+                <w:highlight w:val="none"/>
+              </w:rPr>
+            </w:r>
+          </w:p>
+        </w:tc>
+      </w:tr>
+      <w:tr>
+        <w:trPr/>
+        <w:tc>
+          <w:tcPr>
+            <w:tcBorders/>
+            <w:tcW w:w="4677" w:type="dxa"/>
+          </w:tcPr>
+          <w:p>
+            <w:pPr>
+              <w:pBdr/>
+              <w:spacing/>
+              <w:ind w:firstLine="0"/>
+              <w:jc w:val="left"/>
+              <w:rPr>
+                <w:highlight w:val="none"/>
+                <w:lang w:val="en-US"/>
+              </w:rPr>
+            </w:pPr>
+            <w:r>
+              <w:rPr>
+                <w:highlight w:val="none"/>
+                <w:lang w:val="en-US"/>
+              </w:rPr>
+              <w:t xml:space="preserve">ab</w:t>
+            </w:r>
+            <w:r>
+              <w:rPr>
+                <w:highlight w:val="none"/>
+              </w:rPr>
+            </w:r>
+          </w:p>
+          <w:p>
+            <w:pPr>
+              <w:pBdr/>
+              <w:spacing/>
+              <w:ind w:firstLine="0"/>
+              <w:jc w:val="left"/>
+              <w:rPr>
+                <w:highlight w:val="none"/>
+              </w:rPr>
+            </w:pPr>
+            <w:r>
+              <w:rPr>
+                <w:highlight w:val="none"/>
+                <w:lang w:val="en-US"/>
+              </w:rPr>
+              <w:t xml:space="preserve">abab</w:t>
+            </w:r>
+            <w:r>
+              <w:rPr>
+                <w:highlight w:val="none"/>
+                <w:lang w:val="en-US"/>
+              </w:rPr>
+            </w:r>
+            <w:r>
+              <w:rPr>
+                <w:highlight w:val="none"/>
+                <w:lang w:val="en-US"/>
+              </w:rPr>
+            </w:r>
+          </w:p>
+        </w:tc>
+        <w:tc>
+          <w:tcPr>
+            <w:tcBorders/>
+            <w:tcW w:w="4677" w:type="dxa"/>
+          </w:tcPr>
+          <w:p>
+            <w:pPr>
+              <w:pBdr/>
+              <w:spacing/>
+              <w:ind w:firstLine="0"/>
+              <w:jc w:val="left"/>
+              <w:rPr>
+                <w:highlight w:val="none"/>
+                <w:lang w:val="en-US"/>
+              </w:rPr>
+            </w:pPr>
+            <w:r>
+              <w:rPr>
+                <w:highlight w:val="none"/>
+                <w:lang w:val="en-US"/>
+              </w:rPr>
+              <w:t xml:space="preserve">0,2</w:t>
+            </w:r>
+            <w:r>
+              <w:rPr>
+                <w:highlight w:val="none"/>
+              </w:rPr>
+            </w:r>
+            <w:r>
+              <w:rPr>
+                <w:highlight w:val="none"/>
+                <w:lang w:val="en-US"/>
+              </w:rPr>
+            </w:r>
+            <w:r>
+              <w:rPr>
+                <w:highlight w:val="none"/>
+                <w:lang w:val="en-US"/>
+              </w:rPr>
+            </w:r>
+            <w:r>
+              <w:rPr>
+                <w:highlight w:val="none"/>
+                <w:lang w:val="en-US"/>
+              </w:rPr>
+            </w:r>
+            <w:r>
+              <w:rPr>
+                <w:highlight w:val="none"/>
+                <w:lang w:val="en-US"/>
+              </w:rPr>
+            </w:r>
+          </w:p>
+        </w:tc>
+      </w:tr>
+      <w:tr>
+        <w:trPr/>
+        <w:tc>
+          <w:tcPr>
+            <w:tcBorders/>
+            <w:tcW w:w="4677" w:type="dxa"/>
+          </w:tcPr>
+          <w:p>
+            <w:pPr>
+              <w:pBdr/>
+              <w:spacing/>
+              <w:ind w:firstLine="0"/>
+              <w:jc w:val="left"/>
+              <w:rPr>
+                <w:highlight w:val="none"/>
+                <w:lang w:val="en-US"/>
+              </w:rPr>
+            </w:pPr>
+            <w:r>
+              <w:rPr>
+                <w:highlight w:val="none"/>
+                <w:lang w:val="en-US"/>
+              </w:rPr>
+              <w:t xml:space="preserve">aa</w:t>
+            </w:r>
+            <w:r>
+              <w:rPr>
+                <w:highlight w:val="none"/>
+              </w:rPr>
+            </w:r>
+          </w:p>
+          <w:p>
+            <w:pPr>
+              <w:pBdr/>
+              <w:spacing/>
+              <w:ind w:firstLine="0"/>
+              <w:jc w:val="left"/>
+              <w:rPr>
+                <w:highlight w:val="none"/>
+              </w:rPr>
+            </w:pPr>
+            <w:r>
+              <w:rPr>
+                <w:highlight w:val="none"/>
+                <w:lang w:val="en-US"/>
+              </w:rPr>
+              <w:t xml:space="preserve">aaaa</w:t>
+            </w:r>
+            <w:r>
+              <w:rPr>
+                <w:highlight w:val="none"/>
+                <w:lang w:val="en-US"/>
+              </w:rPr>
+            </w:r>
+            <w:r>
+              <w:rPr>
+                <w:highlight w:val="none"/>
+                <w:lang w:val="en-US"/>
+              </w:rPr>
+            </w:r>
+          </w:p>
+        </w:tc>
+        <w:tc>
+          <w:tcPr>
+            <w:tcBorders/>
+            <w:tcW w:w="4677" w:type="dxa"/>
+          </w:tcPr>
+          <w:p>
+            <w:pPr>
+              <w:pBdr/>
+              <w:spacing/>
+              <w:ind w:firstLine="0"/>
+              <w:jc w:val="left"/>
+              <w:rPr>
+                <w:highlight w:val="none"/>
+              </w:rPr>
+            </w:pPr>
+            <w:r>
+              <w:rPr>
+                <w:highlight w:val="none"/>
+                <w:lang w:val="en-US"/>
+              </w:rPr>
+              <w:t xml:space="preserve">0,1,2</w:t>
+            </w:r>
+            <w:r>
+              <w:rPr>
+                <w:highlight w:val="none"/>
+              </w:rPr>
+            </w:r>
+          </w:p>
+        </w:tc>
+      </w:tr>
+      <w:tr>
+        <w:trPr/>
+        <w:tc>
+          <w:tcPr>
+            <w:tcBorders/>
+            <w:tcW w:w="4677" w:type="dxa"/>
+          </w:tcPr>
+          <w:p>
+            <w:pPr>
+              <w:pBdr/>
+              <w:spacing/>
+              <w:ind w:firstLine="0"/>
+              <w:jc w:val="left"/>
+              <w:rPr>
+                <w:highlight w:val="none"/>
+                <w:lang w:val="en-US"/>
+              </w:rPr>
+            </w:pPr>
+            <w:r>
+              <w:rPr>
+                <w:highlight w:val="none"/>
+                <w:lang w:val="en-US"/>
+              </w:rPr>
+              <w:t xml:space="preserve">abc</w:t>
+            </w:r>
+            <w:r>
+              <w:rPr>
+                <w:highlight w:val="none"/>
+              </w:rPr>
+            </w:r>
+          </w:p>
+          <w:p>
+            <w:pPr>
+              <w:pBdr/>
+              <w:spacing/>
+              <w:ind w:firstLine="0"/>
+              <w:jc w:val="left"/>
+              <w:rPr>
+                <w:highlight w:val="none"/>
+              </w:rPr>
+            </w:pPr>
+            <w:r>
+              <w:rPr>
+                <w:highlight w:val="none"/>
+                <w:lang w:val="en-US"/>
+              </w:rPr>
+              <w:t xml:space="preserve">defdef</w:t>
+            </w:r>
+            <w:r>
+              <w:rPr>
+                <w:highlight w:val="none"/>
+                <w:lang w:val="en-US"/>
+              </w:rPr>
+            </w:r>
+            <w:r>
+              <w:rPr>
+                <w:highlight w:val="none"/>
+                <w:lang w:val="en-US"/>
+              </w:rPr>
+            </w:r>
+          </w:p>
+        </w:tc>
+        <w:tc>
+          <w:tcPr>
+            <w:tcBorders/>
+            <w:tcW w:w="4677" w:type="dxa"/>
+          </w:tcPr>
+          <w:p>
+            <w:pPr>
+              <w:pBdr/>
+              <w:spacing/>
+              <w:ind w:firstLine="0"/>
+              <w:jc w:val="left"/>
+              <w:rPr>
+                <w:highlight w:val="none"/>
+              </w:rPr>
+            </w:pPr>
+            <w:r>
+              <w:rPr>
+                <w:highlight w:val="none"/>
+                <w:lang w:val="en-US"/>
+              </w:rPr>
+              <w:t xml:space="preserve">-1</w:t>
+            </w:r>
+            <w:r>
+              <w:rPr>
+                <w:highlight w:val="none"/>
+              </w:rPr>
+            </w:r>
+          </w:p>
+        </w:tc>
+      </w:tr>
+      <w:tr>
+        <w:trPr/>
+        <w:tc>
+          <w:tcPr>
+            <w:tcBorders/>
+            <w:tcW w:w="4677" w:type="dxa"/>
+          </w:tcPr>
+          <w:p>
+            <w:pPr>
+              <w:pBdr/>
+              <w:spacing/>
+              <w:ind w:firstLine="0"/>
+              <w:jc w:val="left"/>
+              <w:rPr>
+                <w:highlight w:val="none"/>
+                <w:lang w:val="en-US"/>
+              </w:rPr>
+            </w:pPr>
+            <w:r>
+              <w:rPr>
+                <w:highlight w:val="none"/>
+                <w:lang w:val="en-US"/>
+              </w:rPr>
+              <w:t xml:space="preserve">a</w:t>
+            </w:r>
+            <w:r>
+              <w:rPr>
+                <w:highlight w:val="none"/>
+              </w:rPr>
+            </w:r>
+          </w:p>
+          <w:p>
+            <w:pPr>
+              <w:pBdr/>
+              <w:spacing/>
+              <w:ind w:firstLine="0"/>
+              <w:jc w:val="left"/>
+              <w:rPr>
+                <w:highlight w:val="none"/>
+              </w:rPr>
+            </w:pPr>
+            <w:r>
+              <w:rPr>
+                <w:highlight w:val="none"/>
+                <w:lang w:val="en-US"/>
+              </w:rPr>
+              <w:t xml:space="preserve">aaaa</w:t>
+            </w:r>
+            <w:r>
+              <w:rPr>
+                <w:highlight w:val="none"/>
+                <w:lang w:val="en-US"/>
+              </w:rPr>
+            </w:r>
+            <w:r>
+              <w:rPr>
+                <w:highlight w:val="none"/>
+                <w:lang w:val="en-US"/>
+              </w:rPr>
+            </w:r>
+          </w:p>
+        </w:tc>
+        <w:tc>
+          <w:tcPr>
+            <w:tcBorders/>
+            <w:tcW w:w="4677" w:type="dxa"/>
+          </w:tcPr>
+          <w:p>
+            <w:pPr>
+              <w:pBdr/>
+              <w:spacing/>
+              <w:ind w:firstLine="0"/>
+              <w:jc w:val="left"/>
+              <w:rPr>
+                <w:highlight w:val="none"/>
+              </w:rPr>
+            </w:pPr>
+            <w:r>
+              <w:rPr>
+                <w:highlight w:val="none"/>
+                <w:lang w:val="en-US"/>
+              </w:rPr>
+              <w:t xml:space="preserve">0,1,2,3</w:t>
+            </w:r>
+            <w:r>
+              <w:rPr>
+                <w:highlight w:val="none"/>
+              </w:rPr>
+            </w:r>
+          </w:p>
+        </w:tc>
+      </w:tr>
+    </w:tbl>
+    <w:p>
+      <w:pPr>
+        <w:pBdr/>
+        <w:spacing/>
+        <w:ind/>
+        <w:rPr>
+          <w:highlight w:val="none"/>
+          <w:lang w:val="en-US"/>
+        </w:rPr>
+      </w:pPr>
+      <w:r>
+        <w:rPr>
+          <w:highlight w:val="none"/>
+          <w:lang w:val="en-US"/>
+        </w:rPr>
+        <w:t xml:space="preserve">task2.py:</w:t>
+      </w:r>
+      <w:r/>
+    </w:p>
+    <w:tbl>
+      <w:tblPr>
+        <w:tblStyle w:val="741"/>
+        <w:tblW w:w="0" w:type="auto"/>
+        <w:tblBorders/>
+        <w:tblLook w:val="04A0" w:firstRow="1" w:lastRow="0" w:firstColumn="1" w:lastColumn="0" w:noHBand="0" w:noVBand="1"/>
+      </w:tblPr>
+      <w:tblGrid>
+        <w:gridCol w:w="4677"/>
+        <w:gridCol w:w="4677"/>
+      </w:tblGrid>
+      <w:tr>
+        <w:trPr/>
+        <w:tc>
+          <w:tcPr>
+            <w:tcBorders/>
+            <w:tcW w:w="4677" w:type="dxa"/>
+          </w:tcPr>
+          <w:p>
+            <w:pPr>
+              <w:pBdr/>
+              <w:spacing/>
+              <w:ind w:firstLine="0"/>
+              <w:jc w:val="center"/>
+              <w:rPr>
+                <w:highlight w:val="none"/>
+              </w:rPr>
+            </w:pPr>
+            <w:r>
+              <w:rPr>
+                <w:highlight w:val="none"/>
+              </w:rPr>
+              <w:t xml:space="preserve">Входные данные</w:t>
+            </w:r>
+            <w:r>
+              <w:rPr>
+                <w:highlight w:val="none"/>
+              </w:rPr>
+            </w:r>
+            <w:r>
+              <w:rPr>
+                <w:highlight w:val="none"/>
+              </w:rPr>
+            </w:r>
+          </w:p>
+        </w:tc>
+        <w:tc>
+          <w:tcPr>
+            <w:tcBorders/>
+            <w:tcW w:w="4677" w:type="dxa"/>
+          </w:tcPr>
+          <w:p>
+            <w:pPr>
+              <w:pBdr/>
+              <w:spacing/>
+              <w:ind w:firstLine="0"/>
+              <w:jc w:val="center"/>
+              <w:rPr>
+                <w:highlight w:val="none"/>
+              </w:rPr>
+            </w:pPr>
+            <w:r>
+              <w:rPr>
+                <w:highlight w:val="none"/>
+              </w:rPr>
+              <w:t xml:space="preserve">Вывод</w:t>
+            </w:r>
+            <w:r>
+              <w:rPr>
+                <w:highlight w:val="none"/>
+              </w:rPr>
+            </w:r>
+            <w:r>
+              <w:rPr>
+                <w:highlight w:val="none"/>
+              </w:rPr>
+            </w:r>
+          </w:p>
+        </w:tc>
+      </w:tr>
+      <w:tr>
+        <w:trPr/>
+        <w:tc>
+          <w:tcPr>
+            <w:tcBorders/>
+            <w:tcW w:w="4677" w:type="dxa"/>
+          </w:tcPr>
+          <w:p>
+            <w:pPr>
+              <w:pBdr/>
+              <w:spacing/>
+              <w:ind w:firstLine="0"/>
+              <w:rPr>
+                <w:highlight w:val="none"/>
+                <w:lang w:val="en-US"/>
+              </w:rPr>
+            </w:pPr>
+            <w:r>
+              <w:rPr>
+                <w:highlight w:val="none"/>
+                <w:lang w:val="en-US" w:bidi="en-US"/>
+              </w:rPr>
+            </w:r>
+            <w:r>
+              <w:t xml:space="preserve">defabc</w:t>
+              <w:br/>
+              <w:t xml:space="preserve">abcdef</w:t>
+            </w:r>
+            <w:r>
+              <w:rPr>
+                <w:highlight w:val="none"/>
+                <w:lang w:val="en-US" w:bidi="en-US"/>
+              </w:rPr>
+            </w:r>
+            <w:r>
+              <w:rPr>
+                <w:highlight w:val="none"/>
+                <w:lang w:val="en-US"/>
+              </w:rPr>
+            </w:r>
+          </w:p>
+        </w:tc>
+        <w:tc>
+          <w:tcPr>
+            <w:tcBorders/>
+            <w:tcW w:w="4677" w:type="dxa"/>
+          </w:tcPr>
+          <w:p>
+            <w:pPr>
+              <w:pBdr/>
+              <w:spacing/>
+              <w:ind w:firstLine="0"/>
+              <w:rPr>
+                <w:highlight w:val="none"/>
+                <w:lang w:val="en-US"/>
+              </w:rPr>
+            </w:pPr>
+            <w:r>
+              <w:rPr>
+                <w:highlight w:val="none"/>
+                <w:lang w:val="en-US" w:bidi="en-US"/>
+              </w:rPr>
+              <w:t xml:space="preserve">3</w:t>
+            </w:r>
+            <w:r>
+              <w:rPr>
+                <w:highlight w:val="none"/>
+                <w:lang w:val="en-US"/>
+              </w:rPr>
+            </w:r>
+          </w:p>
+        </w:tc>
+      </w:tr>
+      <w:tr>
+        <w:trPr/>
+        <w:tc>
+          <w:tcPr>
+            <w:tcBorders/>
+            <w:tcW w:w="4677" w:type="dxa"/>
+          </w:tcPr>
+          <w:p>
+            <w:pPr>
+              <w:pBdr/>
+              <w:spacing/>
+              <w:ind w:firstLine="0"/>
+              <w:rPr>
+                <w:highlight w:val="none"/>
+                <w:lang w:val="en-US"/>
+              </w:rPr>
+            </w:pPr>
+            <w:r>
+              <w:rPr>
+                <w:highlight w:val="none"/>
+                <w:lang w:val="en-US" w:bidi="en-US"/>
+              </w:rPr>
+            </w:r>
+            <w:r>
+              <w:t xml:space="preserve">abcdef</w:t>
+              <w:br/>
+              <w:t xml:space="preserve">abcdef</w:t>
+            </w:r>
+            <w:r>
+              <w:rPr>
+                <w:highlight w:val="none"/>
+                <w:lang w:val="en-US" w:bidi="en-US"/>
+              </w:rPr>
+            </w:r>
+            <w:r>
+              <w:rPr>
+                <w:highlight w:val="none"/>
+                <w:lang w:val="en-US"/>
+              </w:rPr>
+            </w:r>
+          </w:p>
+        </w:tc>
+        <w:tc>
+          <w:tcPr>
+            <w:tcBorders/>
+            <w:tcW w:w="4677" w:type="dxa"/>
+          </w:tcPr>
+          <w:p>
+            <w:pPr>
+              <w:pBdr/>
+              <w:spacing/>
+              <w:ind w:firstLine="0"/>
+              <w:rPr>
+                <w:highlight w:val="none"/>
+                <w:lang w:val="en-US"/>
+              </w:rPr>
+            </w:pPr>
+            <w:r>
+              <w:rPr>
+                <w:highlight w:val="none"/>
+                <w:lang w:val="en-US" w:bidi="en-US"/>
+              </w:rPr>
+              <w:t xml:space="preserve">0</w:t>
+            </w:r>
+            <w:r>
+              <w:rPr>
+                <w:highlight w:val="none"/>
+                <w:lang w:val="en-US"/>
+              </w:rPr>
+            </w:r>
+          </w:p>
+        </w:tc>
+      </w:tr>
+      <w:tr>
+        <w:trPr/>
+        <w:tc>
+          <w:tcPr>
+            <w:tcBorders/>
+            <w:tcW w:w="4677" w:type="dxa"/>
+          </w:tcPr>
+          <w:p>
+            <w:pPr>
+              <w:pBdr/>
+              <w:spacing/>
+              <w:ind w:firstLine="0"/>
+              <w:rPr>
+                <w:highlight w:val="none"/>
+                <w:lang w:val="en-US"/>
+              </w:rPr>
+            </w:pPr>
+            <w:r>
+              <w:rPr>
+                <w:highlight w:val="none"/>
+                <w:lang w:val="en-US" w:bidi="en-US"/>
+              </w:rPr>
+            </w:r>
+            <w:r>
+              <w:t xml:space="preserve">ab</w:t>
+              <w:br/>
+              <w:t xml:space="preserve">abab</w:t>
+            </w:r>
+            <w:r>
+              <w:rPr>
+                <w:highlight w:val="none"/>
+                <w:lang w:val="en-US" w:bidi="en-US"/>
+              </w:rPr>
+            </w:r>
+            <w:r>
+              <w:rPr>
+                <w:highlight w:val="none"/>
+                <w:lang w:val="en-US"/>
+              </w:rPr>
+            </w:r>
+          </w:p>
+        </w:tc>
+        <w:tc>
+          <w:tcPr>
+            <w:tcBorders/>
+            <w:tcW w:w="4677" w:type="dxa"/>
+          </w:tcPr>
+          <w:p>
+            <w:pPr>
+              <w:pBdr/>
+              <w:spacing/>
+              <w:ind w:firstLine="0"/>
+              <w:rPr>
+                <w:highlight w:val="none"/>
+                <w:lang w:val="en-US"/>
+              </w:rPr>
+            </w:pPr>
+            <w:r>
+              <w:rPr>
+                <w:highlight w:val="none"/>
+                <w:lang w:val="en-US" w:bidi="en-US"/>
+              </w:rPr>
+              <w:t xml:space="preserve">-1</w:t>
+            </w:r>
+            <w:r>
+              <w:rPr>
+                <w:highlight w:val="none"/>
+                <w:lang w:val="en-US"/>
+              </w:rPr>
+            </w:r>
+          </w:p>
+        </w:tc>
+      </w:tr>
+      <w:tr>
+        <w:trPr/>
+        <w:tc>
+          <w:tcPr>
+            <w:tcBorders/>
+            <w:tcW w:w="4677" w:type="dxa"/>
+          </w:tcPr>
+          <w:p>
+            <w:pPr>
+              <w:pBdr/>
+              <w:spacing/>
+              <w:ind w:firstLine="0"/>
+              <w:rPr>
+                <w:highlight w:val="none"/>
+                <w:lang w:val="en-US"/>
+              </w:rPr>
+            </w:pPr>
+            <w:r>
+              <w:rPr>
+                <w:highlight w:val="none"/>
+                <w:lang w:val="en-US" w:bidi="en-US"/>
+              </w:rPr>
+            </w:r>
+            <w:r>
+              <w:t xml:space="preserve">abc</w:t>
+              <w:br/>
+              <w:t xml:space="preserve">acb</w:t>
+            </w:r>
+            <w:r>
+              <w:rPr>
+                <w:highlight w:val="none"/>
+                <w:lang w:val="en-US" w:bidi="en-US"/>
+              </w:rPr>
+            </w:r>
+            <w:r>
+              <w:rPr>
+                <w:highlight w:val="none"/>
+                <w:lang w:val="en-US"/>
+              </w:rPr>
+            </w:r>
+          </w:p>
+        </w:tc>
+        <w:tc>
+          <w:tcPr>
+            <w:tcBorders/>
+            <w:tcW w:w="4677" w:type="dxa"/>
+          </w:tcPr>
+          <w:p>
+            <w:pPr>
+              <w:pBdr/>
+              <w:spacing/>
+              <w:ind w:firstLine="0"/>
+              <w:rPr>
+                <w:highlight w:val="none"/>
+                <w:lang w:val="en-US"/>
+              </w:rPr>
+            </w:pPr>
+            <w:r>
+              <w:rPr>
+                <w:highlight w:val="none"/>
+                <w:lang w:val="en-US" w:bidi="en-US"/>
+              </w:rPr>
+              <w:t xml:space="preserve">-1</w:t>
+            </w:r>
+            <w:r>
+              <w:rPr>
+                <w:highlight w:val="none"/>
+                <w:lang w:val="en-US"/>
+              </w:rPr>
+            </w:r>
+          </w:p>
+        </w:tc>
+      </w:tr>
+    </w:tbl>
+    <w:p>
+      <w:pPr>
+        <w:pBdr/>
+        <w:spacing/>
+        <w:ind/>
+        <w:rPr/>
+      </w:pPr>
+      <w:r>
+        <w:rPr>
+          <w:highlight w:val="none"/>
+          <w:lang w:val="en-US"/>
+        </w:rPr>
+      </w:r>
+      <w:r>
+        <w:rPr>
+          <w:highlight w:val="none"/>
+          <w:lang w:val="en-US"/>
+        </w:rPr>
+      </w:r>
+      <w:r>
+        <w:rPr>
+          <w:highlight w:val="none"/>
+          <w:lang w:val="en-US"/>
         </w:rPr>
       </w:r>
     </w:p>
@@ -2837,7 +4490,7 @@
 <w:hdr xmlns:wpc="http://schemas.microsoft.com/office/word/2010/wordprocessingCanvas" xmlns:mc="http://schemas.openxmlformats.org/markup-compatibility/2006" xmlns:o="urn:schemas-microsoft-com:office:office" xmlns:r="http://schemas.openxmlformats.org/officeDocument/2006/relationships" xmlns:m="http://schemas.openxmlformats.org/officeDocument/2006/math" xmlns:v="urn:schemas-microsoft-com:vml" xmlns:wp14="http://schemas.microsoft.com/office/word/2010/wordprocessingDrawing" xmlns:wp="http://schemas.openxmlformats.org/drawingml/2006/wordprocessingDrawing" xmlns:w10="urn:schemas-microsoft-com:office:word" xmlns:w="http://schemas.openxmlformats.org/wordprocessingml/2006/main" xmlns:w14="http://schemas.microsoft.com/office/word/2010/wordml" xmlns:w15="http://schemas.microsoft.com/office/word/2012/wordml" xmlns:wpg="http://schemas.microsoft.com/office/word/2010/wordprocessingGroup" xmlns:wpi="http://schemas.microsoft.com/office/word/2010/wordprocessingInk" xmlns:wne="http://schemas.microsoft.com/office/word/2006/wordml" xmlns:a="http://schemas.openxmlformats.org/drawingml/2006/main" xmlns:wps="http://schemas.microsoft.com/office/word/2010/wordprocessingShape" mc:Ignorable="w14 w15 wp14">
   <w:p>
     <w:pPr>
-      <w:pStyle w:val="889"/>
+      <w:pStyle w:val="901"/>
       <w:pBdr/>
       <w:spacing/>
       <w:ind/>
@@ -5190,9 +6843,9 @@
     <w:lsdException w:name="Bibliography" w:uiPriority="37"/>
     <w:lsdException w:name="TOC Heading" w:uiPriority="39" w:qFormat="1"/>
   </w:latentStyles>
-  <w:style w:type="table" w:styleId="729">
+  <w:style w:type="table" w:styleId="741">
     <w:name w:val="Table Grid"/>
-    <w:basedOn w:val="915"/>
+    <w:basedOn w:val="927"/>
     <w:uiPriority w:val="59"/>
     <w:pPr>
       <w:pBdr/>
@@ -5389,9 +7042,9 @@
       </w:tcPr>
     </w:tblStylePr>
   </w:style>
-  <w:style w:type="table" w:styleId="730">
+  <w:style w:type="table" w:styleId="742">
     <w:name w:val="Table Grid Light"/>
-    <w:basedOn w:val="915"/>
+    <w:basedOn w:val="927"/>
     <w:uiPriority w:val="59"/>
     <w:pPr>
       <w:pBdr/>
@@ -5588,9 +7241,9 @@
       </w:tcPr>
     </w:tblStylePr>
   </w:style>
-  <w:style w:type="table" w:styleId="731">
+  <w:style w:type="table" w:styleId="743">
     <w:name w:val="Plain Table 1"/>
-    <w:basedOn w:val="915"/>
+    <w:basedOn w:val="927"/>
     <w:uiPriority w:val="59"/>
     <w:pPr>
       <w:pBdr/>
@@ -5813,9 +7466,9 @@
       </w:tcPr>
     </w:tblStylePr>
   </w:style>
-  <w:style w:type="table" w:styleId="732">
+  <w:style w:type="table" w:styleId="744">
     <w:name w:val="Plain Table 2"/>
-    <w:basedOn w:val="915"/>
+    <w:basedOn w:val="927"/>
     <w:uiPriority w:val="59"/>
     <w:pPr>
       <w:pBdr/>
@@ -6046,9 +7699,9 @@
       </w:tcPr>
     </w:tblStylePr>
   </w:style>
-  <w:style w:type="table" w:styleId="733">
+  <w:style w:type="table" w:styleId="745">
     <w:name w:val="Plain Table 3"/>
-    <w:basedOn w:val="915"/>
+    <w:basedOn w:val="927"/>
     <w:uiPriority w:val="99"/>
     <w:pPr>
       <w:pBdr/>
@@ -6276,9 +7929,9 @@
       </w:tcPr>
     </w:tblStylePr>
   </w:style>
-  <w:style w:type="table" w:styleId="734">
+  <w:style w:type="table" w:styleId="746">
     <w:name w:val="Plain Table 4"/>
-    <w:basedOn w:val="915"/>
+    <w:basedOn w:val="927"/>
     <w:uiPriority w:val="99"/>
     <w:pPr>
       <w:pBdr/>
@@ -6492,9 +8145,9 @@
       </w:tcPr>
     </w:tblStylePr>
   </w:style>
-  <w:style w:type="table" w:styleId="735">
+  <w:style w:type="table" w:styleId="747">
     <w:name w:val="Plain Table 5"/>
-    <w:basedOn w:val="915"/>
+    <w:basedOn w:val="927"/>
     <w:uiPriority w:val="99"/>
     <w:pPr>
       <w:pBdr/>
@@ -6725,9 +8378,9 @@
       </w:tcPr>
     </w:tblStylePr>
   </w:style>
-  <w:style w:type="table" w:styleId="736">
+  <w:style w:type="table" w:styleId="748">
     <w:name w:val="Grid Table 1 Light"/>
-    <w:basedOn w:val="915"/>
+    <w:basedOn w:val="927"/>
     <w:uiPriority w:val="99"/>
     <w:pPr>
       <w:pBdr/>
@@ -6948,9 +8601,9 @@
       </w:tcPr>
     </w:tblStylePr>
   </w:style>
-  <w:style w:type="table" w:styleId="737">
+  <w:style w:type="table" w:styleId="749">
     <w:name w:val="Grid Table 1 Light - Accent 1"/>
-    <w:basedOn w:val="915"/>
+    <w:basedOn w:val="927"/>
     <w:uiPriority w:val="99"/>
     <w:pPr>
       <w:pBdr/>
@@ -7171,9 +8824,9 @@
       </w:tcPr>
     </w:tblStylePr>
   </w:style>
-  <w:style w:type="table" w:styleId="738">
+  <w:style w:type="table" w:styleId="750">
     <w:name w:val="Grid Table 1 Light - Accent 2"/>
-    <w:basedOn w:val="915"/>
+    <w:basedOn w:val="927"/>
     <w:uiPriority w:val="99"/>
     <w:pPr>
       <w:pBdr/>
@@ -7394,9 +9047,9 @@
       </w:tcPr>
     </w:tblStylePr>
   </w:style>
-  <w:style w:type="table" w:styleId="739">
+  <w:style w:type="table" w:styleId="751">
     <w:name w:val="Grid Table 1 Light - Accent 3"/>
-    <w:basedOn w:val="915"/>
+    <w:basedOn w:val="927"/>
     <w:uiPriority w:val="99"/>
     <w:pPr>
       <w:pBdr/>
@@ -7617,9 +9270,9 @@
       </w:tcPr>
     </w:tblStylePr>
   </w:style>
-  <w:style w:type="table" w:styleId="740">
+  <w:style w:type="table" w:styleId="752">
     <w:name w:val="Grid Table 1 Light - Accent 4"/>
-    <w:basedOn w:val="915"/>
+    <w:basedOn w:val="927"/>
     <w:uiPriority w:val="99"/>
     <w:pPr>
       <w:pBdr/>
@@ -7840,9 +9493,9 @@
       </w:tcPr>
     </w:tblStylePr>
   </w:style>
-  <w:style w:type="table" w:styleId="741">
+  <w:style w:type="table" w:styleId="753">
     <w:name w:val="Grid Table 1 Light - Accent 5"/>
-    <w:basedOn w:val="915"/>
+    <w:basedOn w:val="927"/>
     <w:uiPriority w:val="99"/>
     <w:pPr>
       <w:pBdr/>
@@ -8063,9 +9716,9 @@
       </w:tcPr>
     </w:tblStylePr>
   </w:style>
-  <w:style w:type="table" w:styleId="742">
+  <w:style w:type="table" w:styleId="754">
     <w:name w:val="Grid Table 1 Light - Accent 6"/>
-    <w:basedOn w:val="915"/>
+    <w:basedOn w:val="927"/>
     <w:uiPriority w:val="99"/>
     <w:pPr>
       <w:pBdr/>
@@ -8286,9 +9939,9 @@
       </w:tcPr>
     </w:tblStylePr>
   </w:style>
-  <w:style w:type="table" w:styleId="743">
+  <w:style w:type="table" w:styleId="755">
     <w:name w:val="Grid Table 2"/>
-    <w:basedOn w:val="915"/>
+    <w:basedOn w:val="927"/>
     <w:uiPriority w:val="99"/>
     <w:pPr>
       <w:pBdr/>
@@ -8518,9 +10171,9 @@
       </w:tcPr>
     </w:tblStylePr>
   </w:style>
-  <w:style w:type="table" w:styleId="744">
+  <w:style w:type="table" w:styleId="756">
     <w:name w:val="Grid Table 2 - Accent 1"/>
-    <w:basedOn w:val="915"/>
+    <w:basedOn w:val="927"/>
     <w:uiPriority w:val="99"/>
     <w:pPr>
       <w:pBdr/>
@@ -8750,9 +10403,9 @@
       </w:tcPr>
     </w:tblStylePr>
   </w:style>
-  <w:style w:type="table" w:styleId="745">
+  <w:style w:type="table" w:styleId="757">
     <w:name w:val="Grid Table 2 - Accent 2"/>
-    <w:basedOn w:val="915"/>
+    <w:basedOn w:val="927"/>
     <w:uiPriority w:val="99"/>
     <w:pPr>
       <w:pBdr/>
@@ -8982,9 +10635,9 @@
       </w:tcPr>
     </w:tblStylePr>
   </w:style>
-  <w:style w:type="table" w:styleId="746">
+  <w:style w:type="table" w:styleId="758">
     <w:name w:val="Grid Table 2 - Accent 3"/>
-    <w:basedOn w:val="915"/>
+    <w:basedOn w:val="927"/>
     <w:uiPriority w:val="99"/>
     <w:pPr>
       <w:pBdr/>
@@ -9214,9 +10867,9 @@
       </w:tcPr>
     </w:tblStylePr>
   </w:style>
-  <w:style w:type="table" w:styleId="747">
+  <w:style w:type="table" w:styleId="759">
     <w:name w:val="Grid Table 2 - Accent 4"/>
-    <w:basedOn w:val="915"/>
+    <w:basedOn w:val="927"/>
     <w:uiPriority w:val="99"/>
     <w:pPr>
       <w:pBdr/>
@@ -9446,9 +11099,9 @@
       </w:tcPr>
     </w:tblStylePr>
   </w:style>
-  <w:style w:type="table" w:styleId="748">
+  <w:style w:type="table" w:styleId="760">
     <w:name w:val="Grid Table 2 - Accent 5"/>
-    <w:basedOn w:val="915"/>
+    <w:basedOn w:val="927"/>
     <w:uiPriority w:val="99"/>
     <w:pPr>
       <w:pBdr/>
@@ -9678,9 +11331,9 @@
       </w:tcPr>
     </w:tblStylePr>
   </w:style>
-  <w:style w:type="table" w:styleId="749">
+  <w:style w:type="table" w:styleId="761">
     <w:name w:val="Grid Table 2 - Accent 6"/>
-    <w:basedOn w:val="915"/>
+    <w:basedOn w:val="927"/>
     <w:uiPriority w:val="99"/>
     <w:pPr>
       <w:pBdr/>
@@ -9910,9 +11563,9 @@
       </w:tcPr>
     </w:tblStylePr>
   </w:style>
-  <w:style w:type="table" w:styleId="750">
+  <w:style w:type="table" w:styleId="762">
     <w:name w:val="Grid Table 3"/>
-    <w:basedOn w:val="915"/>
+    <w:basedOn w:val="927"/>
     <w:uiPriority w:val="99"/>
     <w:pPr>
       <w:pBdr/>
@@ -10155,9 +11808,9 @@
       </w:tcPr>
     </w:tblStylePr>
   </w:style>
-  <w:style w:type="table" w:styleId="751">
+  <w:style w:type="table" w:styleId="763">
     <w:name w:val="Grid Table 3 - Accent 1"/>
-    <w:basedOn w:val="915"/>
+    <w:basedOn w:val="927"/>
     <w:uiPriority w:val="99"/>
     <w:pPr>
       <w:pBdr/>
@@ -10400,9 +12053,9 @@
       </w:tcPr>
     </w:tblStylePr>
   </w:style>
-  <w:style w:type="table" w:styleId="752">
+  <w:style w:type="table" w:styleId="764">
     <w:name w:val="Grid Table 3 - Accent 2"/>
-    <w:basedOn w:val="915"/>
+    <w:basedOn w:val="927"/>
     <w:uiPriority w:val="99"/>
     <w:pPr>
       <w:pBdr/>
@@ -10645,9 +12298,9 @@
       </w:tcPr>
     </w:tblStylePr>
   </w:style>
-  <w:style w:type="table" w:styleId="753">
+  <w:style w:type="table" w:styleId="765">
     <w:name w:val="Grid Table 3 - Accent 3"/>
-    <w:basedOn w:val="915"/>
+    <w:basedOn w:val="927"/>
     <w:uiPriority w:val="99"/>
     <w:pPr>
       <w:pBdr/>
@@ -10890,9 +12543,9 @@
       </w:tcPr>
     </w:tblStylePr>
   </w:style>
-  <w:style w:type="table" w:styleId="754">
+  <w:style w:type="table" w:styleId="766">
     <w:name w:val="Grid Table 3 - Accent 4"/>
-    <w:basedOn w:val="915"/>
+    <w:basedOn w:val="927"/>
     <w:uiPriority w:val="99"/>
     <w:pPr>
       <w:pBdr/>
@@ -11135,9 +12788,9 @@
       </w:tcPr>
     </w:tblStylePr>
   </w:style>
-  <w:style w:type="table" w:styleId="755">
+  <w:style w:type="table" w:styleId="767">
     <w:name w:val="Grid Table 3 - Accent 5"/>
-    <w:basedOn w:val="915"/>
+    <w:basedOn w:val="927"/>
     <w:uiPriority w:val="99"/>
     <w:pPr>
       <w:pBdr/>
@@ -11380,9 +13033,9 @@
       </w:tcPr>
     </w:tblStylePr>
   </w:style>
-  <w:style w:type="table" w:styleId="756">
+  <w:style w:type="table" w:styleId="768">
     <w:name w:val="Grid Table 3 - Accent 6"/>
-    <w:basedOn w:val="915"/>
+    <w:basedOn w:val="927"/>
     <w:uiPriority w:val="99"/>
     <w:pPr>
       <w:pBdr/>
@@ -11625,9 +13278,9 @@
       </w:tcPr>
     </w:tblStylePr>
   </w:style>
-  <w:style w:type="table" w:styleId="757">
+  <w:style w:type="table" w:styleId="769">
     <w:name w:val="Grid Table 4"/>
-    <w:basedOn w:val="915"/>
+    <w:basedOn w:val="927"/>
     <w:uiPriority w:val="59"/>
     <w:pPr>
       <w:pBdr/>
@@ -11858,9 +13511,9 @@
       </w:tcPr>
     </w:tblStylePr>
   </w:style>
-  <w:style w:type="table" w:styleId="758">
+  <w:style w:type="table" w:styleId="770">
     <w:name w:val="Grid Table 4 - Accent 1"/>
-    <w:basedOn w:val="915"/>
+    <w:basedOn w:val="927"/>
     <w:uiPriority w:val="59"/>
     <w:pPr>
       <w:pBdr/>
@@ -12091,9 +13744,9 @@
       </w:tcPr>
     </w:tblStylePr>
   </w:style>
-  <w:style w:type="table" w:styleId="759">
+  <w:style w:type="table" w:styleId="771">
     <w:name w:val="Grid Table 4 - Accent 2"/>
-    <w:basedOn w:val="915"/>
+    <w:basedOn w:val="927"/>
     <w:uiPriority w:val="59"/>
     <w:pPr>
       <w:pBdr/>
@@ -12324,9 +13977,9 @@
       </w:tcPr>
     </w:tblStylePr>
   </w:style>
-  <w:style w:type="table" w:styleId="760">
+  <w:style w:type="table" w:styleId="772">
     <w:name w:val="Grid Table 4 - Accent 3"/>
-    <w:basedOn w:val="915"/>
+    <w:basedOn w:val="927"/>
     <w:uiPriority w:val="59"/>
     <w:pPr>
       <w:pBdr/>
@@ -12557,9 +14210,9 @@
       </w:tcPr>
     </w:tblStylePr>
   </w:style>
-  <w:style w:type="table" w:styleId="761">
+  <w:style w:type="table" w:styleId="773">
     <w:name w:val="Grid Table 4 - Accent 4"/>
-    <w:basedOn w:val="915"/>
+    <w:basedOn w:val="927"/>
     <w:uiPriority w:val="59"/>
     <w:pPr>
       <w:pBdr/>
@@ -12790,9 +14443,9 @@
       </w:tcPr>
     </w:tblStylePr>
   </w:style>
-  <w:style w:type="table" w:styleId="762">
+  <w:style w:type="table" w:styleId="774">
     <w:name w:val="Grid Table 4 - Accent 5"/>
-    <w:basedOn w:val="915"/>
+    <w:basedOn w:val="927"/>
     <w:uiPriority w:val="59"/>
     <w:pPr>
       <w:pBdr/>
@@ -13023,9 +14676,9 @@
       </w:tcPr>
     </w:tblStylePr>
   </w:style>
-  <w:style w:type="table" w:styleId="763">
+  <w:style w:type="table" w:styleId="775">
     <w:name w:val="Grid Table 4 - Accent 6"/>
-    <w:basedOn w:val="915"/>
+    <w:basedOn w:val="927"/>
     <w:uiPriority w:val="59"/>
     <w:pPr>
       <w:pBdr/>
@@ -13256,9 +14909,9 @@
       </w:tcPr>
     </w:tblStylePr>
   </w:style>
-  <w:style w:type="table" w:styleId="764">
+  <w:style w:type="table" w:styleId="776">
     <w:name w:val="Grid Table 5 Dark"/>
-    <w:basedOn w:val="915"/>
+    <w:basedOn w:val="927"/>
     <w:uiPriority w:val="99"/>
     <w:pPr>
       <w:pBdr/>
@@ -13484,9 +15137,9 @@
       </w:tcPr>
     </w:tblStylePr>
   </w:style>
-  <w:style w:type="table" w:styleId="765">
+  <w:style w:type="table" w:styleId="777">
     <w:name w:val="Grid Table 5 Dark- Accent 1"/>
-    <w:basedOn w:val="915"/>
+    <w:basedOn w:val="927"/>
     <w:uiPriority w:val="99"/>
     <w:pPr>
       <w:pBdr/>
@@ -13712,9 +15365,9 @@
       </w:tcPr>
     </w:tblStylePr>
   </w:style>
-  <w:style w:type="table" w:styleId="766">
+  <w:style w:type="table" w:styleId="778">
     <w:name w:val="Grid Table 5 Dark - Accent 2"/>
-    <w:basedOn w:val="915"/>
+    <w:basedOn w:val="927"/>
     <w:uiPriority w:val="99"/>
     <w:pPr>
       <w:pBdr/>
@@ -13940,9 +15593,9 @@
       </w:tcPr>
     </w:tblStylePr>
   </w:style>
-  <w:style w:type="table" w:styleId="767">
+  <w:style w:type="table" w:styleId="779">
     <w:name w:val="Grid Table 5 Dark - Accent 3"/>
-    <w:basedOn w:val="915"/>
+    <w:basedOn w:val="927"/>
     <w:uiPriority w:val="99"/>
     <w:pPr>
       <w:pBdr/>
@@ -14168,9 +15821,9 @@
       </w:tcPr>
     </w:tblStylePr>
   </w:style>
-  <w:style w:type="table" w:styleId="768">
+  <w:style w:type="table" w:styleId="780">
     <w:name w:val="Grid Table 5 Dark- Accent 4"/>
-    <w:basedOn w:val="915"/>
+    <w:basedOn w:val="927"/>
     <w:uiPriority w:val="99"/>
     <w:pPr>
       <w:pBdr/>
@@ -14396,9 +16049,9 @@
       </w:tcPr>
     </w:tblStylePr>
   </w:style>
-  <w:style w:type="table" w:styleId="769">
+  <w:style w:type="table" w:styleId="781">
     <w:name w:val="Grid Table 5 Dark - Accent 5"/>
-    <w:basedOn w:val="915"/>
+    <w:basedOn w:val="927"/>
     <w:uiPriority w:val="99"/>
     <w:pPr>
       <w:pBdr/>
@@ -14624,9 +16277,9 @@
       </w:tcPr>
     </w:tblStylePr>
   </w:style>
-  <w:style w:type="table" w:styleId="770">
+  <w:style w:type="table" w:styleId="782">
     <w:name w:val="Grid Table 5 Dark - Accent 6"/>
-    <w:basedOn w:val="915"/>
+    <w:basedOn w:val="927"/>
     <w:uiPriority w:val="99"/>
     <w:pPr>
       <w:pBdr/>
@@ -14852,9 +16505,9 @@
       </w:tcPr>
     </w:tblStylePr>
   </w:style>
-  <w:style w:type="table" w:styleId="771">
+  <w:style w:type="table" w:styleId="783">
     <w:name w:val="Grid Table 6 Colorful"/>
-    <w:basedOn w:val="915"/>
+    <w:basedOn w:val="927"/>
     <w:uiPriority w:val="99"/>
     <w:pPr>
       <w:pBdr/>
@@ -15082,9 +16735,9 @@
       </w:tcPr>
     </w:tblStylePr>
   </w:style>
-  <w:style w:type="table" w:styleId="772">
+  <w:style w:type="table" w:styleId="784">
     <w:name w:val="Grid Table 6 Colorful - Accent 1"/>
-    <w:basedOn w:val="915"/>
+    <w:basedOn w:val="927"/>
     <w:uiPriority w:val="99"/>
     <w:pPr>
       <w:pBdr/>
@@ -15312,9 +16965,9 @@
       </w:tcPr>
     </w:tblStylePr>
   </w:style>
-  <w:style w:type="table" w:styleId="773">
+  <w:style w:type="table" w:styleId="785">
     <w:name w:val="Grid Table 6 Colorful - Accent 2"/>
-    <w:basedOn w:val="915"/>
+    <w:basedOn w:val="927"/>
     <w:uiPriority w:val="99"/>
     <w:pPr>
       <w:pBdr/>
@@ -15542,9 +17195,9 @@
       </w:tcPr>
     </w:tblStylePr>
   </w:style>
-  <w:style w:type="table" w:styleId="774">
+  <w:style w:type="table" w:styleId="786">
     <w:name w:val="Grid Table 6 Colorful - Accent 3"/>
-    <w:basedOn w:val="915"/>
+    <w:basedOn w:val="927"/>
     <w:uiPriority w:val="99"/>
     <w:pPr>
       <w:pBdr/>
@@ -15772,9 +17425,9 @@
       </w:tcPr>
     </w:tblStylePr>
   </w:style>
-  <w:style w:type="table" w:styleId="775">
+  <w:style w:type="table" w:styleId="787">
     <w:name w:val="Grid Table 6 Colorful - Accent 4"/>
-    <w:basedOn w:val="915"/>
+    <w:basedOn w:val="927"/>
     <w:uiPriority w:val="99"/>
     <w:pPr>
       <w:pBdr/>
@@ -16002,9 +17655,9 @@
       </w:tcPr>
     </w:tblStylePr>
   </w:style>
-  <w:style w:type="table" w:styleId="776">
+  <w:style w:type="table" w:styleId="788">
     <w:name w:val="Grid Table 6 Colorful - Accent 5"/>
-    <w:basedOn w:val="915"/>
+    <w:basedOn w:val="927"/>
     <w:uiPriority w:val="99"/>
     <w:pPr>
       <w:pBdr/>
@@ -16232,9 +17885,9 @@
       </w:tcPr>
     </w:tblStylePr>
   </w:style>
-  <w:style w:type="table" w:styleId="777">
+  <w:style w:type="table" w:styleId="789">
     <w:name w:val="Grid Table 6 Colorful - Accent 6"/>
-    <w:basedOn w:val="915"/>
+    <w:basedOn w:val="927"/>
     <w:uiPriority w:val="99"/>
     <w:pPr>
       <w:pBdr/>
@@ -16462,9 +18115,9 @@
       </w:tcPr>
     </w:tblStylePr>
   </w:style>
-  <w:style w:type="table" w:styleId="778">
+  <w:style w:type="table" w:styleId="790">
     <w:name w:val="Grid Table 7 Colorful"/>
-    <w:basedOn w:val="915"/>
+    <w:basedOn w:val="927"/>
     <w:uiPriority w:val="99"/>
     <w:pPr>
       <w:pBdr/>
@@ -16716,9 +18369,9 @@
       </w:tcPr>
     </w:tblStylePr>
   </w:style>
-  <w:style w:type="table" w:styleId="779">
+  <w:style w:type="table" w:styleId="791">
     <w:name w:val="Grid Table 7 Colorful - Accent 1"/>
-    <w:basedOn w:val="915"/>
+    <w:basedOn w:val="927"/>
     <w:uiPriority w:val="99"/>
     <w:pPr>
       <w:pBdr/>
@@ -16970,9 +18623,9 @@
       </w:tcPr>
     </w:tblStylePr>
   </w:style>
-  <w:style w:type="table" w:styleId="780">
+  <w:style w:type="table" w:styleId="792">
     <w:name w:val="Grid Table 7 Colorful - Accent 2"/>
-    <w:basedOn w:val="915"/>
+    <w:basedOn w:val="927"/>
     <w:uiPriority w:val="99"/>
     <w:pPr>
       <w:pBdr/>
@@ -17224,9 +18877,9 @@
       </w:tcPr>
     </w:tblStylePr>
   </w:style>
-  <w:style w:type="table" w:styleId="781">
+  <w:style w:type="table" w:styleId="793">
     <w:name w:val="Grid Table 7 Colorful - Accent 3"/>
-    <w:basedOn w:val="915"/>
+    <w:basedOn w:val="927"/>
     <w:uiPriority w:val="99"/>
     <w:pPr>
       <w:pBdr/>
@@ -17478,9 +19131,9 @@
       </w:tcPr>
     </w:tblStylePr>
   </w:style>
-  <w:style w:type="table" w:styleId="782">
+  <w:style w:type="table" w:styleId="794">
     <w:name w:val="Grid Table 7 Colorful - Accent 4"/>
-    <w:basedOn w:val="915"/>
+    <w:basedOn w:val="927"/>
     <w:uiPriority w:val="99"/>
     <w:pPr>
       <w:pBdr/>
@@ -17732,9 +19385,9 @@
       </w:tcPr>
     </w:tblStylePr>
   </w:style>
-  <w:style w:type="table" w:styleId="783">
+  <w:style w:type="table" w:styleId="795">
     <w:name w:val="Grid Table 7 Colorful - Accent 5"/>
-    <w:basedOn w:val="915"/>
+    <w:basedOn w:val="927"/>
     <w:uiPriority w:val="99"/>
     <w:pPr>
       <w:pBdr/>
@@ -17986,9 +19639,9 @@
       </w:tcPr>
     </w:tblStylePr>
   </w:style>
-  <w:style w:type="table" w:styleId="784">
+  <w:style w:type="table" w:styleId="796">
     <w:name w:val="Grid Table 7 Colorful - Accent 6"/>
-    <w:basedOn w:val="915"/>
+    <w:basedOn w:val="927"/>
     <w:uiPriority w:val="99"/>
     <w:pPr>
       <w:pBdr/>
@@ -18240,9 +19893,9 @@
       </w:tcPr>
     </w:tblStylePr>
   </w:style>
-  <w:style w:type="table" w:styleId="785">
+  <w:style w:type="table" w:styleId="797">
     <w:name w:val="List Table 1 Light"/>
-    <w:basedOn w:val="915"/>
+    <w:basedOn w:val="927"/>
     <w:uiPriority w:val="99"/>
     <w:pPr>
       <w:pBdr/>
@@ -18456,9 +20109,9 @@
       </w:tcPr>
     </w:tblStylePr>
   </w:style>
-  <w:style w:type="table" w:styleId="786">
+  <w:style w:type="table" w:styleId="798">
     <w:name w:val="List Table 1 Light - Accent 1"/>
-    <w:basedOn w:val="915"/>
+    <w:basedOn w:val="927"/>
     <w:uiPriority w:val="99"/>
     <w:pPr>
       <w:pBdr/>
@@ -18672,9 +20325,9 @@
       </w:tcPr>
     </w:tblStylePr>
   </w:style>
-  <w:style w:type="table" w:styleId="787">
+  <w:style w:type="table" w:styleId="799">
     <w:name w:val="List Table 1 Light - Accent 2"/>
-    <w:basedOn w:val="915"/>
+    <w:basedOn w:val="927"/>
     <w:uiPriority w:val="99"/>
     <w:pPr>
       <w:pBdr/>
@@ -18888,9 +20541,9 @@
       </w:tcPr>
     </w:tblStylePr>
   </w:style>
-  <w:style w:type="table" w:styleId="788">
+  <w:style w:type="table" w:styleId="800">
     <w:name w:val="List Table 1 Light - Accent 3"/>
-    <w:basedOn w:val="915"/>
+    <w:basedOn w:val="927"/>
     <w:uiPriority w:val="99"/>
     <w:pPr>
       <w:pBdr/>
@@ -19104,9 +20757,9 @@
       </w:tcPr>
     </w:tblStylePr>
   </w:style>
-  <w:style w:type="table" w:styleId="789">
+  <w:style w:type="table" w:styleId="801">
     <w:name w:val="List Table 1 Light - Accent 4"/>
-    <w:basedOn w:val="915"/>
+    <w:basedOn w:val="927"/>
     <w:uiPriority w:val="99"/>
     <w:pPr>
       <w:pBdr/>
@@ -19320,9 +20973,9 @@
       </w:tcPr>
     </w:tblStylePr>
   </w:style>
-  <w:style w:type="table" w:styleId="790">
+  <w:style w:type="table" w:styleId="802">
     <w:name w:val="List Table 1 Light - Accent 5"/>
-    <w:basedOn w:val="915"/>
+    <w:basedOn w:val="927"/>
     <w:uiPriority w:val="99"/>
     <w:pPr>
       <w:pBdr/>
@@ -19536,9 +21189,9 @@
       </w:tcPr>
     </w:tblStylePr>
   </w:style>
-  <w:style w:type="table" w:styleId="791">
+  <w:style w:type="table" w:styleId="803">
     <w:name w:val="List Table 1 Light - Accent 6"/>
-    <w:basedOn w:val="915"/>
+    <w:basedOn w:val="927"/>
     <w:uiPriority w:val="99"/>
     <w:pPr>
       <w:pBdr/>
@@ -19752,9 +21405,9 @@
       </w:tcPr>
     </w:tblStylePr>
   </w:style>
-  <w:style w:type="table" w:styleId="792">
+  <w:style w:type="table" w:styleId="804">
     <w:name w:val="List Table 2"/>
-    <w:basedOn w:val="915"/>
+    <w:basedOn w:val="927"/>
     <w:uiPriority w:val="99"/>
     <w:pPr>
       <w:pBdr/>
@@ -19990,9 +21643,9 @@
       </w:tcPr>
     </w:tblStylePr>
   </w:style>
-  <w:style w:type="table" w:styleId="793">
+  <w:style w:type="table" w:styleId="805">
     <w:name w:val="List Table 2 - Accent 1"/>
-    <w:basedOn w:val="915"/>
+    <w:basedOn w:val="927"/>
     <w:uiPriority w:val="99"/>
     <w:pPr>
       <w:pBdr/>
@@ -20228,9 +21881,9 @@
       </w:tcPr>
     </w:tblStylePr>
   </w:style>
-  <w:style w:type="table" w:styleId="794">
+  <w:style w:type="table" w:styleId="806">
     <w:name w:val="List Table 2 - Accent 2"/>
-    <w:basedOn w:val="915"/>
+    <w:basedOn w:val="927"/>
     <w:uiPriority w:val="99"/>
     <w:pPr>
       <w:pBdr/>
@@ -20466,9 +22119,9 @@
       </w:tcPr>
     </w:tblStylePr>
   </w:style>
-  <w:style w:type="table" w:styleId="795">
+  <w:style w:type="table" w:styleId="807">
     <w:name w:val="List Table 2 - Accent 3"/>
-    <w:basedOn w:val="915"/>
+    <w:basedOn w:val="927"/>
     <w:uiPriority w:val="99"/>
     <w:pPr>
       <w:pBdr/>
@@ -20704,9 +22357,9 @@
       </w:tcPr>
     </w:tblStylePr>
   </w:style>
-  <w:style w:type="table" w:styleId="796">
+  <w:style w:type="table" w:styleId="808">
     <w:name w:val="List Table 2 - Accent 4"/>
-    <w:basedOn w:val="915"/>
+    <w:basedOn w:val="927"/>
     <w:uiPriority w:val="99"/>
     <w:pPr>
       <w:pBdr/>
@@ -20942,9 +22595,9 @@
       </w:tcPr>
     </w:tblStylePr>
   </w:style>
-  <w:style w:type="table" w:styleId="797">
+  <w:style w:type="table" w:styleId="809">
     <w:name w:val="List Table 2 - Accent 5"/>
-    <w:basedOn w:val="915"/>
+    <w:basedOn w:val="927"/>
     <w:uiPriority w:val="99"/>
     <w:pPr>
       <w:pBdr/>
@@ -21180,9 +22833,9 @@
       </w:tcPr>
     </w:tblStylePr>
   </w:style>
-  <w:style w:type="table" w:styleId="798">
+  <w:style w:type="table" w:styleId="810">
     <w:name w:val="List Table 2 - Accent 6"/>
-    <w:basedOn w:val="915"/>
+    <w:basedOn w:val="927"/>
     <w:uiPriority w:val="99"/>
     <w:pPr>
       <w:pBdr/>
@@ -21418,9 +23071,9 @@
       </w:tcPr>
     </w:tblStylePr>
   </w:style>
-  <w:style w:type="table" w:styleId="799">
+  <w:style w:type="table" w:styleId="811">
     <w:name w:val="List Table 3"/>
-    <w:basedOn w:val="915"/>
+    <w:basedOn w:val="927"/>
     <w:uiPriority w:val="99"/>
     <w:pPr>
       <w:pBdr/>
@@ -21646,9 +23299,9 @@
       </w:tcPr>
     </w:tblStylePr>
   </w:style>
-  <w:style w:type="table" w:styleId="800">
+  <w:style w:type="table" w:styleId="812">
     <w:name w:val="List Table 3 - Accent 1"/>
-    <w:basedOn w:val="915"/>
+    <w:basedOn w:val="927"/>
     <w:uiPriority w:val="99"/>
     <w:pPr>
       <w:pBdr/>
@@ -21874,9 +23527,9 @@
       </w:tcPr>
     </w:tblStylePr>
   </w:style>
-  <w:style w:type="table" w:styleId="801">
+  <w:style w:type="table" w:styleId="813">
     <w:name w:val="List Table 3 - Accent 2"/>
-    <w:basedOn w:val="915"/>
+    <w:basedOn w:val="927"/>
     <w:uiPriority w:val="99"/>
     <w:pPr>
       <w:pBdr/>
@@ -22102,9 +23755,9 @@
       </w:tcPr>
     </w:tblStylePr>
   </w:style>
-  <w:style w:type="table" w:styleId="802">
+  <w:style w:type="table" w:styleId="814">
     <w:name w:val="List Table 3 - Accent 3"/>
-    <w:basedOn w:val="915"/>
+    <w:basedOn w:val="927"/>
     <w:uiPriority w:val="99"/>
     <w:pPr>
       <w:pBdr/>
@@ -22330,9 +23983,9 @@
       </w:tcPr>
     </w:tblStylePr>
   </w:style>
-  <w:style w:type="table" w:styleId="803">
+  <w:style w:type="table" w:styleId="815">
     <w:name w:val="List Table 3 - Accent 4"/>
-    <w:basedOn w:val="915"/>
+    <w:basedOn w:val="927"/>
     <w:uiPriority w:val="99"/>
     <w:pPr>
       <w:pBdr/>
@@ -22558,9 +24211,9 @@
       </w:tcPr>
     </w:tblStylePr>
   </w:style>
-  <w:style w:type="table" w:styleId="804">
+  <w:style w:type="table" w:styleId="816">
     <w:name w:val="List Table 3 - Accent 5"/>
-    <w:basedOn w:val="915"/>
+    <w:basedOn w:val="927"/>
     <w:uiPriority w:val="99"/>
     <w:pPr>
       <w:pBdr/>
@@ -22786,9 +24439,9 @@
       </w:tcPr>
     </w:tblStylePr>
   </w:style>
-  <w:style w:type="table" w:styleId="805">
+  <w:style w:type="table" w:styleId="817">
     <w:name w:val="List Table 3 - Accent 6"/>
-    <w:basedOn w:val="915"/>
+    <w:basedOn w:val="927"/>
     <w:uiPriority w:val="99"/>
     <w:pPr>
       <w:pBdr/>
@@ -23014,9 +24667,9 @@
       </w:tcPr>
     </w:tblStylePr>
   </w:style>
-  <w:style w:type="table" w:styleId="806">
+  <w:style w:type="table" w:styleId="818">
     <w:name w:val="List Table 4"/>
-    <w:basedOn w:val="915"/>
+    <w:basedOn w:val="927"/>
     <w:uiPriority w:val="99"/>
     <w:pPr>
       <w:pBdr/>
@@ -23239,9 +24892,9 @@
       </w:tcPr>
     </w:tblStylePr>
   </w:style>
-  <w:style w:type="table" w:styleId="807">
+  <w:style w:type="table" w:styleId="819">
     <w:name w:val="List Table 4 - Accent 1"/>
-    <w:basedOn w:val="915"/>
+    <w:basedOn w:val="927"/>
     <w:uiPriority w:val="99"/>
     <w:pPr>
       <w:pBdr/>
@@ -23464,9 +25117,9 @@
       </w:tcPr>
     </w:tblStylePr>
   </w:style>
-  <w:style w:type="table" w:styleId="808">
+  <w:style w:type="table" w:styleId="820">
     <w:name w:val="List Table 4 - Accent 2"/>
-    <w:basedOn w:val="915"/>
+    <w:basedOn w:val="927"/>
     <w:uiPriority w:val="99"/>
     <w:pPr>
       <w:pBdr/>
@@ -23689,9 +25342,9 @@
       </w:tcPr>
     </w:tblStylePr>
   </w:style>
-  <w:style w:type="table" w:styleId="809">
+  <w:style w:type="table" w:styleId="821">
     <w:name w:val="List Table 4 - Accent 3"/>
-    <w:basedOn w:val="915"/>
+    <w:basedOn w:val="927"/>
     <w:uiPriority w:val="99"/>
     <w:pPr>
       <w:pBdr/>
@@ -23914,9 +25567,9 @@
       </w:tcPr>
     </w:tblStylePr>
   </w:style>
-  <w:style w:type="table" w:styleId="810">
+  <w:style w:type="table" w:styleId="822">
     <w:name w:val="List Table 4 - Accent 4"/>
-    <w:basedOn w:val="915"/>
+    <w:basedOn w:val="927"/>
     <w:uiPriority w:val="99"/>
     <w:pPr>
       <w:pBdr/>
@@ -24139,9 +25792,9 @@
       </w:tcPr>
     </w:tblStylePr>
   </w:style>
-  <w:style w:type="table" w:styleId="811">
+  <w:style w:type="table" w:styleId="823">
     <w:name w:val="List Table 4 - Accent 5"/>
-    <w:basedOn w:val="915"/>
+    <w:basedOn w:val="927"/>
     <w:uiPriority w:val="99"/>
     <w:pPr>
       <w:pBdr/>
@@ -24364,9 +26017,9 @@
       </w:tcPr>
     </w:tblStylePr>
   </w:style>
-  <w:style w:type="table" w:styleId="812">
+  <w:style w:type="table" w:styleId="824">
     <w:name w:val="List Table 4 - Accent 6"/>
-    <w:basedOn w:val="915"/>
+    <w:basedOn w:val="927"/>
     <w:uiPriority w:val="99"/>
     <w:pPr>
       <w:pBdr/>
@@ -24589,9 +26242,9 @@
       </w:tcPr>
     </w:tblStylePr>
   </w:style>
-  <w:style w:type="table" w:styleId="813">
+  <w:style w:type="table" w:styleId="825">
     <w:name w:val="List Table 5 Dark"/>
-    <w:basedOn w:val="915"/>
+    <w:basedOn w:val="927"/>
     <w:uiPriority w:val="99"/>
     <w:pPr>
       <w:pBdr/>
@@ -24831,9 +26484,9 @@
       </w:tcPr>
     </w:tblStylePr>
   </w:style>
-  <w:style w:type="table" w:styleId="814">
+  <w:style w:type="table" w:styleId="826">
     <w:name w:val="List Table 5 Dark - Accent 1"/>
-    <w:basedOn w:val="915"/>
+    <w:basedOn w:val="927"/>
     <w:uiPriority w:val="99"/>
     <w:pPr>
       <w:pBdr/>
@@ -25073,9 +26726,9 @@
       </w:tcPr>
     </w:tblStylePr>
   </w:style>
-  <w:style w:type="table" w:styleId="815">
+  <w:style w:type="table" w:styleId="827">
     <w:name w:val="List Table 5 Dark - Accent 2"/>
-    <w:basedOn w:val="915"/>
+    <w:basedOn w:val="927"/>
     <w:uiPriority w:val="99"/>
     <w:pPr>
       <w:pBdr/>
@@ -25315,9 +26968,9 @@
       </w:tcPr>
     </w:tblStylePr>
   </w:style>
-  <w:style w:type="table" w:styleId="816">
+  <w:style w:type="table" w:styleId="828">
     <w:name w:val="List Table 5 Dark - Accent 3"/>
-    <w:basedOn w:val="915"/>
+    <w:basedOn w:val="927"/>
     <w:uiPriority w:val="99"/>
     <w:pPr>
       <w:pBdr/>
@@ -25557,9 +27210,9 @@
       </w:tcPr>
     </w:tblStylePr>
   </w:style>
-  <w:style w:type="table" w:styleId="817">
+  <w:style w:type="table" w:styleId="829">
     <w:name w:val="List Table 5 Dark - Accent 4"/>
-    <w:basedOn w:val="915"/>
+    <w:basedOn w:val="927"/>
     <w:uiPriority w:val="99"/>
     <w:pPr>
       <w:pBdr/>
@@ -25799,9 +27452,9 @@
       </w:tcPr>
     </w:tblStylePr>
   </w:style>
-  <w:style w:type="table" w:styleId="818">
+  <w:style w:type="table" w:styleId="830">
     <w:name w:val="List Table 5 Dark - Accent 5"/>
-    <w:basedOn w:val="915"/>
+    <w:basedOn w:val="927"/>
     <w:uiPriority w:val="99"/>
     <w:pPr>
       <w:pBdr/>
@@ -26041,9 +27694,9 @@
       </w:tcPr>
     </w:tblStylePr>
   </w:style>
-  <w:style w:type="table" w:styleId="819">
+  <w:style w:type="table" w:styleId="831">
     <w:name w:val="List Table 5 Dark - Accent 6"/>
-    <w:basedOn w:val="915"/>
+    <w:basedOn w:val="927"/>
     <w:uiPriority w:val="99"/>
     <w:pPr>
       <w:pBdr/>
@@ -26283,9 +27936,9 @@
       </w:tcPr>
     </w:tblStylePr>
   </w:style>
-  <w:style w:type="table" w:styleId="820">
+  <w:style w:type="table" w:styleId="832">
     <w:name w:val="List Table 6 Colorful"/>
-    <w:basedOn w:val="915"/>
+    <w:basedOn w:val="927"/>
     <w:uiPriority w:val="99"/>
     <w:pPr>
       <w:pBdr/>
@@ -26506,9 +28159,9 @@
       </w:tcPr>
     </w:tblStylePr>
   </w:style>
-  <w:style w:type="table" w:styleId="821">
+  <w:style w:type="table" w:styleId="833">
     <w:name w:val="List Table 6 Colorful - Accent 1"/>
-    <w:basedOn w:val="915"/>
+    <w:basedOn w:val="927"/>
     <w:uiPriority w:val="99"/>
     <w:pPr>
       <w:pBdr/>
@@ -26729,9 +28382,9 @@
       </w:tcPr>
     </w:tblStylePr>
   </w:style>
-  <w:style w:type="table" w:styleId="822">
+  <w:style w:type="table" w:styleId="834">
     <w:name w:val="List Table 6 Colorful - Accent 2"/>
-    <w:basedOn w:val="915"/>
+    <w:basedOn w:val="927"/>
     <w:uiPriority w:val="99"/>
     <w:pPr>
       <w:pBdr/>
@@ -26952,9 +28605,9 @@
       </w:tcPr>
     </w:tblStylePr>
   </w:style>
-  <w:style w:type="table" w:styleId="823">
+  <w:style w:type="table" w:styleId="835">
     <w:name w:val="List Table 6 Colorful - Accent 3"/>
-    <w:basedOn w:val="915"/>
+    <w:basedOn w:val="927"/>
     <w:uiPriority w:val="99"/>
     <w:pPr>
       <w:pBdr/>
@@ -27175,9 +28828,9 @@
       </w:tcPr>
     </w:tblStylePr>
   </w:style>
-  <w:style w:type="table" w:styleId="824">
+  <w:style w:type="table" w:styleId="836">
     <w:name w:val="List Table 6 Colorful - Accent 4"/>
-    <w:basedOn w:val="915"/>
+    <w:basedOn w:val="927"/>
     <w:uiPriority w:val="99"/>
     <w:pPr>
       <w:pBdr/>
@@ -27398,9 +29051,9 @@
       </w:tcPr>
     </w:tblStylePr>
   </w:style>
-  <w:style w:type="table" w:styleId="825">
+  <w:style w:type="table" w:styleId="837">
     <w:name w:val="List Table 6 Colorful - Accent 5"/>
-    <w:basedOn w:val="915"/>
+    <w:basedOn w:val="927"/>
     <w:uiPriority w:val="99"/>
     <w:pPr>
       <w:pBdr/>
@@ -27621,9 +29274,9 @@
       </w:tcPr>
     </w:tblStylePr>
   </w:style>
-  <w:style w:type="table" w:styleId="826">
+  <w:style w:type="table" w:styleId="838">
     <w:name w:val="List Table 6 Colorful - Accent 6"/>
-    <w:basedOn w:val="915"/>
+    <w:basedOn w:val="927"/>
     <w:uiPriority w:val="99"/>
     <w:pPr>
       <w:pBdr/>
@@ -27844,9 +29497,9 @@
       </w:tcPr>
     </w:tblStylePr>
   </w:style>
-  <w:style w:type="table" w:styleId="827">
+  <w:style w:type="table" w:styleId="839">
     <w:name w:val="List Table 7 Colorful"/>
-    <w:basedOn w:val="915"/>
+    <w:basedOn w:val="927"/>
     <w:uiPriority w:val="99"/>
     <w:pPr>
       <w:pBdr/>
@@ -28100,9 +29753,9 @@
       </w:tcPr>
     </w:tblStylePr>
   </w:style>
-  <w:style w:type="table" w:styleId="828">
+  <w:style w:type="table" w:styleId="840">
     <w:name w:val="List Table 7 Colorful - Accent 1"/>
-    <w:basedOn w:val="915"/>
+    <w:basedOn w:val="927"/>
     <w:uiPriority w:val="99"/>
     <w:pPr>
       <w:pBdr/>
@@ -28356,9 +30009,9 @@
       </w:tcPr>
     </w:tblStylePr>
   </w:style>
-  <w:style w:type="table" w:styleId="829">
+  <w:style w:type="table" w:styleId="841">
     <w:name w:val="List Table 7 Colorful - Accent 2"/>
-    <w:basedOn w:val="915"/>
+    <w:basedOn w:val="927"/>
     <w:uiPriority w:val="99"/>
     <w:pPr>
       <w:pBdr/>
@@ -28612,9 +30265,9 @@
       </w:tcPr>
     </w:tblStylePr>
   </w:style>
-  <w:style w:type="table" w:styleId="830">
+  <w:style w:type="table" w:styleId="842">
     <w:name w:val="List Table 7 Colorful - Accent 3"/>
-    <w:basedOn w:val="915"/>
+    <w:basedOn w:val="927"/>
     <w:uiPriority w:val="99"/>
     <w:pPr>
       <w:pBdr/>
@@ -28868,9 +30521,9 @@
       </w:tcPr>
     </w:tblStylePr>
   </w:style>
-  <w:style w:type="table" w:styleId="831">
+  <w:style w:type="table" w:styleId="843">
     <w:name w:val="List Table 7 Colorful - Accent 4"/>
-    <w:basedOn w:val="915"/>
+    <w:basedOn w:val="927"/>
     <w:uiPriority w:val="99"/>
     <w:pPr>
       <w:pBdr/>
@@ -29124,9 +30777,9 @@
       </w:tcPr>
     </w:tblStylePr>
   </w:style>
-  <w:style w:type="table" w:styleId="832">
+  <w:style w:type="table" w:styleId="844">
     <w:name w:val="List Table 7 Colorful - Accent 5"/>
-    <w:basedOn w:val="915"/>
+    <w:basedOn w:val="927"/>
     <w:uiPriority w:val="99"/>
     <w:pPr>
       <w:pBdr/>
@@ -29380,9 +31033,9 @@
       </w:tcPr>
     </w:tblStylePr>
   </w:style>
-  <w:style w:type="table" w:styleId="833">
+  <w:style w:type="table" w:styleId="845">
     <w:name w:val="List Table 7 Colorful - Accent 6"/>
-    <w:basedOn w:val="915"/>
+    <w:basedOn w:val="927"/>
     <w:uiPriority w:val="99"/>
     <w:pPr>
       <w:pBdr/>
@@ -29636,9 +31289,9 @@
       </w:tcPr>
     </w:tblStylePr>
   </w:style>
-  <w:style w:type="table" w:styleId="834">
+  <w:style w:type="table" w:styleId="846">
     <w:name w:val="Lined - Accent"/>
-    <w:basedOn w:val="915"/>
+    <w:basedOn w:val="927"/>
     <w:uiPriority w:val="99"/>
     <w:pPr>
       <w:pBdr/>
@@ -29873,9 +31526,9 @@
       </w:tcPr>
     </w:tblStylePr>
   </w:style>
-  <w:style w:type="table" w:styleId="835">
+  <w:style w:type="table" w:styleId="847">
     <w:name w:val="Lined - Accent 1"/>
-    <w:basedOn w:val="915"/>
+    <w:basedOn w:val="927"/>
     <w:uiPriority w:val="99"/>
     <w:pPr>
       <w:pBdr/>
@@ -30110,9 +31763,9 @@
       </w:tcPr>
     </w:tblStylePr>
   </w:style>
-  <w:style w:type="table" w:styleId="836">
+  <w:style w:type="table" w:styleId="848">
     <w:name w:val="Lined - Accent 2"/>
-    <w:basedOn w:val="915"/>
+    <w:basedOn w:val="927"/>
     <w:uiPriority w:val="99"/>
     <w:pPr>
       <w:pBdr/>
@@ -30347,9 +32000,9 @@
       </w:tcPr>
     </w:tblStylePr>
   </w:style>
-  <w:style w:type="table" w:styleId="837">
+  <w:style w:type="table" w:styleId="849">
     <w:name w:val="Lined - Accent 3"/>
-    <w:basedOn w:val="915"/>
+    <w:basedOn w:val="927"/>
     <w:uiPriority w:val="99"/>
     <w:pPr>
       <w:pBdr/>
@@ -30584,9 +32237,9 @@
       </w:tcPr>
     </w:tblStylePr>
   </w:style>
-  <w:style w:type="table" w:styleId="838">
+  <w:style w:type="table" w:styleId="850">
     <w:name w:val="Lined - Accent 4"/>
-    <w:basedOn w:val="915"/>
+    <w:basedOn w:val="927"/>
     <w:uiPriority w:val="99"/>
     <w:pPr>
       <w:pBdr/>
@@ -30821,9 +32474,9 @@
       </w:tcPr>
     </w:tblStylePr>
   </w:style>
-  <w:style w:type="table" w:styleId="839">
+  <w:style w:type="table" w:styleId="851">
     <w:name w:val="Lined - Accent 5"/>
-    <w:basedOn w:val="915"/>
+    <w:basedOn w:val="927"/>
     <w:uiPriority w:val="99"/>
     <w:pPr>
       <w:pBdr/>
@@ -31058,9 +32711,9 @@
       </w:tcPr>
     </w:tblStylePr>
   </w:style>
-  <w:style w:type="table" w:styleId="840">
+  <w:style w:type="table" w:styleId="852">
     <w:name w:val="Lined - Accent 6"/>
-    <w:basedOn w:val="915"/>
+    <w:basedOn w:val="927"/>
     <w:uiPriority w:val="99"/>
     <w:pPr>
       <w:pBdr/>
@@ -31295,9 +32948,9 @@
       </w:tcPr>
     </w:tblStylePr>
   </w:style>
-  <w:style w:type="table" w:styleId="841">
+  <w:style w:type="table" w:styleId="853">
     <w:name w:val="Bordered &amp; Lined - Accent"/>
-    <w:basedOn w:val="915"/>
+    <w:basedOn w:val="927"/>
     <w:uiPriority w:val="99"/>
     <w:pPr>
       <w:pBdr/>
@@ -31539,9 +33192,9 @@
       </w:tcPr>
     </w:tblStylePr>
   </w:style>
-  <w:style w:type="table" w:styleId="842">
+  <w:style w:type="table" w:styleId="854">
     <w:name w:val="Bordered &amp; Lined - Accent 1"/>
-    <w:basedOn w:val="915"/>
+    <w:basedOn w:val="927"/>
     <w:uiPriority w:val="99"/>
     <w:pPr>
       <w:pBdr/>
@@ -31783,9 +33436,9 @@
       </w:tcPr>
     </w:tblStylePr>
   </w:style>
-  <w:style w:type="table" w:styleId="843">
+  <w:style w:type="table" w:styleId="855">
     <w:name w:val="Bordered &amp; Lined - Accent 2"/>
-    <w:basedOn w:val="915"/>
+    <w:basedOn w:val="927"/>
     <w:uiPriority w:val="99"/>
     <w:pPr>
       <w:pBdr/>
@@ -32027,9 +33680,9 @@
       </w:tcPr>
     </w:tblStylePr>
   </w:style>
-  <w:style w:type="table" w:styleId="844">
+  <w:style w:type="table" w:styleId="856">
     <w:name w:val="Bordered &amp; Lined - Accent 3"/>
-    <w:basedOn w:val="915"/>
+    <w:basedOn w:val="927"/>
     <w:uiPriority w:val="99"/>
     <w:pPr>
       <w:pBdr/>
@@ -32271,9 +33924,9 @@
       </w:tcPr>
     </w:tblStylePr>
   </w:style>
-  <w:style w:type="table" w:styleId="845">
+  <w:style w:type="table" w:styleId="857">
     <w:name w:val="Bordered &amp; Lined - Accent 4"/>
-    <w:basedOn w:val="915"/>
+    <w:basedOn w:val="927"/>
     <w:uiPriority w:val="99"/>
     <w:pPr>
       <w:pBdr/>
@@ -32515,9 +34168,9 @@
       </w:tcPr>
     </w:tblStylePr>
   </w:style>
-  <w:style w:type="table" w:styleId="846">
+  <w:style w:type="table" w:styleId="858">
     <w:name w:val="Bordered &amp; Lined - Accent 5"/>
-    <w:basedOn w:val="915"/>
+    <w:basedOn w:val="927"/>
     <w:uiPriority w:val="99"/>
     <w:pPr>
       <w:pBdr/>
@@ -32759,9 +34412,9 @@
       </w:tcPr>
     </w:tblStylePr>
   </w:style>
-  <w:style w:type="table" w:styleId="847">
+  <w:style w:type="table" w:styleId="859">
     <w:name w:val="Bordered &amp; Lined - Accent 6"/>
-    <w:basedOn w:val="915"/>
+    <w:basedOn w:val="927"/>
     <w:uiPriority w:val="99"/>
     <w:pPr>
       <w:pBdr/>
@@ -33003,9 +34656,9 @@
       </w:tcPr>
     </w:tblStylePr>
   </w:style>
-  <w:style w:type="table" w:styleId="848">
+  <w:style w:type="table" w:styleId="860">
     <w:name w:val="Bordered"/>
-    <w:basedOn w:val="915"/>
+    <w:basedOn w:val="927"/>
     <w:uiPriority w:val="99"/>
     <w:pPr>
       <w:pBdr/>
@@ -33234,9 +34887,9 @@
       </w:tcPr>
     </w:tblStylePr>
   </w:style>
-  <w:style w:type="table" w:styleId="849">
+  <w:style w:type="table" w:styleId="861">
     <w:name w:val="Bordered - Accent 1"/>
-    <w:basedOn w:val="915"/>
+    <w:basedOn w:val="927"/>
     <w:uiPriority w:val="99"/>
     <w:pPr>
       <w:pBdr/>
@@ -33465,9 +35118,9 @@
       </w:tcPr>
     </w:tblStylePr>
   </w:style>
-  <w:style w:type="table" w:styleId="850">
+  <w:style w:type="table" w:styleId="862">
     <w:name w:val="Bordered - Accent 2"/>
-    <w:basedOn w:val="915"/>
+    <w:basedOn w:val="927"/>
     <w:uiPriority w:val="99"/>
     <w:pPr>
       <w:pBdr/>
@@ -33696,9 +35349,9 @@
       </w:tcPr>
     </w:tblStylePr>
   </w:style>
-  <w:style w:type="table" w:styleId="851">
+  <w:style w:type="table" w:styleId="863">
     <w:name w:val="Bordered - Accent 3"/>
-    <w:basedOn w:val="915"/>
+    <w:basedOn w:val="927"/>
     <w:uiPriority w:val="99"/>
     <w:pPr>
       <w:pBdr/>
@@ -33927,9 +35580,9 @@
       </w:tcPr>
     </w:tblStylePr>
   </w:style>
-  <w:style w:type="table" w:styleId="852">
+  <w:style w:type="table" w:styleId="864">
     <w:name w:val="Bordered - Accent 4"/>
-    <w:basedOn w:val="915"/>
+    <w:basedOn w:val="927"/>
     <w:uiPriority w:val="99"/>
     <w:pPr>
       <w:pBdr/>
@@ -34158,9 +35811,9 @@
       </w:tcPr>
     </w:tblStylePr>
   </w:style>
-  <w:style w:type="table" w:styleId="853">
+  <w:style w:type="table" w:styleId="865">
     <w:name w:val="Bordered - Accent 5"/>
-    <w:basedOn w:val="915"/>
+    <w:basedOn w:val="927"/>
     <w:uiPriority w:val="99"/>
     <w:pPr>
       <w:pBdr/>
@@ -34389,9 +36042,9 @@
       </w:tcPr>
     </w:tblStylePr>
   </w:style>
-  <w:style w:type="table" w:styleId="854">
+  <w:style w:type="table" w:styleId="866">
     <w:name w:val="Bordered - Accent 6"/>
-    <w:basedOn w:val="915"/>
+    <w:basedOn w:val="927"/>
     <w:uiPriority w:val="99"/>
     <w:pPr>
       <w:pBdr/>
@@ -34620,11 +36273,11 @@
       </w:tcPr>
     </w:tblStylePr>
   </w:style>
-  <w:style w:type="paragraph" w:styleId="855">
+  <w:style w:type="paragraph" w:styleId="867">
     <w:name w:val="Heading 1"/>
-    <w:basedOn w:val="914"/>
-    <w:next w:val="914"/>
-    <w:link w:val="865"/>
+    <w:basedOn w:val="926"/>
+    <w:next w:val="926"/>
+    <w:link w:val="877"/>
     <w:uiPriority w:val="9"/>
     <w:qFormat/>
     <w:pPr>
@@ -34643,11 +36296,11 @@
       <w:lang w:val="ru-RU"/>
     </w:rPr>
   </w:style>
-  <w:style w:type="paragraph" w:styleId="856">
+  <w:style w:type="paragraph" w:styleId="868">
     <w:name w:val="Heading 2"/>
-    <w:basedOn w:val="914"/>
-    <w:next w:val="914"/>
-    <w:link w:val="866"/>
+    <w:basedOn w:val="926"/>
+    <w:next w:val="926"/>
+    <w:link w:val="878"/>
     <w:uiPriority w:val="9"/>
     <w:unhideWhenUsed/>
     <w:qFormat/>
@@ -34666,11 +36319,11 @@
       <w:szCs w:val="32"/>
     </w:rPr>
   </w:style>
-  <w:style w:type="paragraph" w:styleId="857">
+  <w:style w:type="paragraph" w:styleId="869">
     <w:name w:val="Heading 3"/>
-    <w:basedOn w:val="914"/>
-    <w:next w:val="914"/>
-    <w:link w:val="867"/>
+    <w:basedOn w:val="926"/>
+    <w:next w:val="926"/>
+    <w:link w:val="879"/>
     <w:uiPriority w:val="9"/>
     <w:unhideWhenUsed/>
     <w:qFormat/>
@@ -34689,11 +36342,11 @@
       <w:szCs w:val="28"/>
     </w:rPr>
   </w:style>
-  <w:style w:type="paragraph" w:styleId="858">
+  <w:style w:type="paragraph" w:styleId="870">
     <w:name w:val="Heading 4"/>
-    <w:basedOn w:val="914"/>
-    <w:next w:val="914"/>
-    <w:link w:val="868"/>
+    <w:basedOn w:val="926"/>
+    <w:next w:val="926"/>
+    <w:link w:val="880"/>
     <w:uiPriority w:val="9"/>
     <w:unhideWhenUsed/>
     <w:qFormat/>
@@ -34712,11 +36365,11 @@
       <w:color w:val="0f4761" w:themeColor="accent1" w:themeShade="BF"/>
     </w:rPr>
   </w:style>
-  <w:style w:type="paragraph" w:styleId="859">
+  <w:style w:type="paragraph" w:styleId="871">
     <w:name w:val="Heading 5"/>
-    <w:basedOn w:val="914"/>
-    <w:next w:val="914"/>
-    <w:link w:val="869"/>
+    <w:basedOn w:val="926"/>
+    <w:next w:val="926"/>
+    <w:link w:val="881"/>
     <w:uiPriority w:val="9"/>
     <w:unhideWhenUsed/>
     <w:qFormat/>
@@ -34733,11 +36386,11 @@
       <w:color w:val="0f4761" w:themeColor="accent1" w:themeShade="BF"/>
     </w:rPr>
   </w:style>
-  <w:style w:type="paragraph" w:styleId="860">
+  <w:style w:type="paragraph" w:styleId="872">
     <w:name w:val="Heading 6"/>
-    <w:basedOn w:val="914"/>
-    <w:next w:val="914"/>
-    <w:link w:val="870"/>
+    <w:basedOn w:val="926"/>
+    <w:next w:val="926"/>
+    <w:link w:val="882"/>
     <w:uiPriority w:val="9"/>
     <w:unhideWhenUsed/>
     <w:qFormat/>
@@ -34756,11 +36409,11 @@
       <w:color w:val="595959" w:themeColor="text1" w:themeTint="A6"/>
     </w:rPr>
   </w:style>
-  <w:style w:type="paragraph" w:styleId="861">
+  <w:style w:type="paragraph" w:styleId="873">
     <w:name w:val="Heading 7"/>
-    <w:basedOn w:val="914"/>
-    <w:next w:val="914"/>
-    <w:link w:val="871"/>
+    <w:basedOn w:val="926"/>
+    <w:next w:val="926"/>
+    <w:link w:val="883"/>
     <w:uiPriority w:val="9"/>
     <w:unhideWhenUsed/>
     <w:qFormat/>
@@ -34777,11 +36430,11 @@
       <w:color w:val="595959" w:themeColor="text1" w:themeTint="A6"/>
     </w:rPr>
   </w:style>
-  <w:style w:type="paragraph" w:styleId="862">
+  <w:style w:type="paragraph" w:styleId="874">
     <w:name w:val="Heading 8"/>
-    <w:basedOn w:val="914"/>
-    <w:next w:val="914"/>
-    <w:link w:val="872"/>
+    <w:basedOn w:val="926"/>
+    <w:next w:val="926"/>
+    <w:link w:val="884"/>
     <w:uiPriority w:val="9"/>
     <w:unhideWhenUsed/>
     <w:qFormat/>
@@ -34800,11 +36453,11 @@
       <w:color w:val="272727" w:themeColor="text1" w:themeTint="D8"/>
     </w:rPr>
   </w:style>
-  <w:style w:type="paragraph" w:styleId="863">
+  <w:style w:type="paragraph" w:styleId="875">
     <w:name w:val="Heading 9"/>
-    <w:basedOn w:val="914"/>
-    <w:next w:val="914"/>
-    <w:link w:val="873"/>
+    <w:basedOn w:val="926"/>
+    <w:next w:val="926"/>
+    <w:link w:val="885"/>
     <w:uiPriority w:val="9"/>
     <w:unhideWhenUsed/>
     <w:qFormat/>
@@ -34823,7 +36476,7 @@
       <w:color w:val="272727" w:themeColor="text1" w:themeTint="D8"/>
     </w:rPr>
   </w:style>
-  <w:style w:type="character" w:styleId="864" w:default="1">
+  <w:style w:type="character" w:styleId="876" w:default="1">
     <w:name w:val="Default Paragraph Font"/>
     <w:uiPriority w:val="1"/>
     <w:semiHidden/>
@@ -34834,9 +36487,9 @@
       <w:ind/>
     </w:pPr>
   </w:style>
-  <w:style w:type="character" w:styleId="865">
+  <w:style w:type="character" w:styleId="877">
     <w:name w:val="Heading 1 Char"/>
-    <w:link w:val="855"/>
+    <w:link w:val="867"/>
     <w:uiPriority w:val="9"/>
     <w:pPr>
       <w:pBdr/>
@@ -34849,10 +36502,10 @@
       <w:lang w:val="ru-RU"/>
     </w:rPr>
   </w:style>
-  <w:style w:type="character" w:styleId="866">
+  <w:style w:type="character" w:styleId="878">
     <w:name w:val="Heading 2 Char"/>
-    <w:basedOn w:val="864"/>
-    <w:link w:val="856"/>
+    <w:basedOn w:val="876"/>
+    <w:link w:val="868"/>
     <w:uiPriority w:val="9"/>
     <w:pPr>
       <w:pBdr/>
@@ -34866,10 +36519,10 @@
       <w:szCs w:val="32"/>
     </w:rPr>
   </w:style>
-  <w:style w:type="character" w:styleId="867">
+  <w:style w:type="character" w:styleId="879">
     <w:name w:val="Heading 3 Char"/>
-    <w:basedOn w:val="864"/>
-    <w:link w:val="857"/>
+    <w:basedOn w:val="876"/>
+    <w:link w:val="869"/>
     <w:uiPriority w:val="9"/>
     <w:pPr>
       <w:pBdr/>
@@ -34883,10 +36536,10 @@
       <w:szCs w:val="28"/>
     </w:rPr>
   </w:style>
-  <w:style w:type="character" w:styleId="868">
+  <w:style w:type="character" w:styleId="880">
     <w:name w:val="Heading 4 Char"/>
-    <w:basedOn w:val="864"/>
-    <w:link w:val="858"/>
+    <w:basedOn w:val="876"/>
+    <w:link w:val="870"/>
     <w:uiPriority w:val="9"/>
     <w:pPr>
       <w:pBdr/>
@@ -34900,10 +36553,10 @@
       <w:color w:val="0f4761" w:themeColor="accent1" w:themeShade="BF"/>
     </w:rPr>
   </w:style>
-  <w:style w:type="character" w:styleId="869">
+  <w:style w:type="character" w:styleId="881">
     <w:name w:val="Heading 5 Char"/>
-    <w:basedOn w:val="864"/>
-    <w:link w:val="859"/>
+    <w:basedOn w:val="876"/>
+    <w:link w:val="871"/>
     <w:uiPriority w:val="9"/>
     <w:pPr>
       <w:pBdr/>
@@ -34915,10 +36568,10 @@
       <w:color w:val="0f4761" w:themeColor="accent1" w:themeShade="BF"/>
     </w:rPr>
   </w:style>
-  <w:style w:type="character" w:styleId="870">
+  <w:style w:type="character" w:styleId="882">
     <w:name w:val="Heading 6 Char"/>
-    <w:basedOn w:val="864"/>
-    <w:link w:val="860"/>
+    <w:basedOn w:val="876"/>
+    <w:link w:val="872"/>
     <w:uiPriority w:val="9"/>
     <w:pPr>
       <w:pBdr/>
@@ -34932,10 +36585,10 @@
       <w:color w:val="595959" w:themeColor="text1" w:themeTint="A6"/>
     </w:rPr>
   </w:style>
-  <w:style w:type="character" w:styleId="871">
+  <w:style w:type="character" w:styleId="883">
     <w:name w:val="Heading 7 Char"/>
-    <w:basedOn w:val="864"/>
-    <w:link w:val="861"/>
+    <w:basedOn w:val="876"/>
+    <w:link w:val="873"/>
     <w:uiPriority w:val="9"/>
     <w:pPr>
       <w:pBdr/>
@@ -34947,10 +36600,10 @@
       <w:color w:val="595959" w:themeColor="text1" w:themeTint="A6"/>
     </w:rPr>
   </w:style>
-  <w:style w:type="character" w:styleId="872">
+  <w:style w:type="character" w:styleId="884">
     <w:name w:val="Heading 8 Char"/>
-    <w:basedOn w:val="864"/>
-    <w:link w:val="862"/>
+    <w:basedOn w:val="876"/>
+    <w:link w:val="874"/>
     <w:uiPriority w:val="9"/>
     <w:pPr>
       <w:pBdr/>
@@ -34964,10 +36617,10 @@
       <w:color w:val="272727" w:themeColor="text1" w:themeTint="D8"/>
     </w:rPr>
   </w:style>
-  <w:style w:type="character" w:styleId="873">
+  <w:style w:type="character" w:styleId="885">
     <w:name w:val="Heading 9 Char"/>
-    <w:basedOn w:val="864"/>
-    <w:link w:val="863"/>
+    <w:basedOn w:val="876"/>
+    <w:link w:val="875"/>
     <w:uiPriority w:val="9"/>
     <w:pPr>
       <w:pBdr/>
@@ -34981,11 +36634,11 @@
       <w:color w:val="272727" w:themeColor="text1" w:themeTint="D8"/>
     </w:rPr>
   </w:style>
-  <w:style w:type="paragraph" w:styleId="874">
+  <w:style w:type="paragraph" w:styleId="886">
     <w:name w:val="Title"/>
-    <w:basedOn w:val="914"/>
-    <w:next w:val="914"/>
-    <w:link w:val="875"/>
+    <w:basedOn w:val="926"/>
+    <w:next w:val="926"/>
+    <w:link w:val="887"/>
     <w:uiPriority w:val="10"/>
     <w:qFormat/>
     <w:pPr>
@@ -35001,10 +36654,10 @@
       <w:szCs w:val="56"/>
     </w:rPr>
   </w:style>
-  <w:style w:type="character" w:styleId="875">
+  <w:style w:type="character" w:styleId="887">
     <w:name w:val="Title Char"/>
-    <w:basedOn w:val="864"/>
-    <w:link w:val="874"/>
+    <w:basedOn w:val="876"/>
+    <w:link w:val="886"/>
     <w:uiPriority w:val="10"/>
     <w:pPr>
       <w:pBdr/>
@@ -35018,11 +36671,11 @@
       <w:szCs w:val="56"/>
     </w:rPr>
   </w:style>
-  <w:style w:type="paragraph" w:styleId="876">
+  <w:style w:type="paragraph" w:styleId="888">
     <w:name w:val="Subtitle"/>
-    <w:basedOn w:val="914"/>
-    <w:next w:val="914"/>
-    <w:link w:val="877"/>
+    <w:basedOn w:val="926"/>
+    <w:next w:val="926"/>
+    <w:link w:val="889"/>
     <w:uiPriority w:val="11"/>
     <w:qFormat/>
     <w:pPr>
@@ -35040,10 +36693,10 @@
       <w:szCs w:val="28"/>
     </w:rPr>
   </w:style>
-  <w:style w:type="character" w:styleId="877">
+  <w:style w:type="character" w:styleId="889">
     <w:name w:val="Subtitle Char"/>
-    <w:basedOn w:val="864"/>
-    <w:link w:val="876"/>
+    <w:basedOn w:val="876"/>
+    <w:link w:val="888"/>
     <w:uiPriority w:val="11"/>
     <w:pPr>
       <w:pBdr/>
@@ -35057,11 +36710,11 @@
       <w:szCs w:val="28"/>
     </w:rPr>
   </w:style>
-  <w:style w:type="paragraph" w:styleId="878">
+  <w:style w:type="paragraph" w:styleId="890">
     <w:name w:val="Quote"/>
-    <w:basedOn w:val="914"/>
-    <w:next w:val="914"/>
-    <w:link w:val="879"/>
+    <w:basedOn w:val="926"/>
+    <w:next w:val="926"/>
+    <w:link w:val="891"/>
     <w:uiPriority w:val="29"/>
     <w:qFormat/>
     <w:pPr>
@@ -35076,10 +36729,10 @@
       <w:color w:val="404040" w:themeColor="text1" w:themeTint="BF"/>
     </w:rPr>
   </w:style>
-  <w:style w:type="character" w:styleId="879">
+  <w:style w:type="character" w:styleId="891">
     <w:name w:val="Quote Char"/>
-    <w:basedOn w:val="864"/>
-    <w:link w:val="878"/>
+    <w:basedOn w:val="876"/>
+    <w:link w:val="890"/>
     <w:uiPriority w:val="29"/>
     <w:pPr>
       <w:pBdr/>
@@ -35092,9 +36745,9 @@
       <w:color w:val="404040" w:themeColor="text1" w:themeTint="BF"/>
     </w:rPr>
   </w:style>
-  <w:style w:type="character" w:styleId="880">
+  <w:style w:type="character" w:styleId="892">
     <w:name w:val="Intense Emphasis"/>
-    <w:basedOn w:val="864"/>
+    <w:basedOn w:val="876"/>
     <w:uiPriority w:val="21"/>
     <w:qFormat/>
     <w:pPr>
@@ -35108,11 +36761,11 @@
       <w:color w:val="0f4761" w:themeColor="accent1" w:themeShade="BF"/>
     </w:rPr>
   </w:style>
-  <w:style w:type="paragraph" w:styleId="881">
+  <w:style w:type="paragraph" w:styleId="893">
     <w:name w:val="Intense Quote"/>
-    <w:basedOn w:val="914"/>
-    <w:next w:val="914"/>
-    <w:link w:val="882"/>
+    <w:basedOn w:val="926"/>
+    <w:next w:val="926"/>
+    <w:link w:val="894"/>
     <w:uiPriority w:val="30"/>
     <w:qFormat/>
     <w:pPr>
@@ -35130,10 +36783,10 @@
       <w:color w:val="0f4761" w:themeColor="accent1" w:themeShade="BF"/>
     </w:rPr>
   </w:style>
-  <w:style w:type="character" w:styleId="882">
+  <w:style w:type="character" w:styleId="894">
     <w:name w:val="Intense Quote Char"/>
-    <w:basedOn w:val="864"/>
-    <w:link w:val="881"/>
+    <w:basedOn w:val="876"/>
+    <w:link w:val="893"/>
     <w:uiPriority w:val="30"/>
     <w:pPr>
       <w:pBdr/>
@@ -35146,9 +36799,9 @@
       <w:color w:val="0f4761" w:themeColor="accent1" w:themeShade="BF"/>
     </w:rPr>
   </w:style>
-  <w:style w:type="character" w:styleId="883">
+  <w:style w:type="character" w:styleId="895">
     <w:name w:val="Intense Reference"/>
-    <w:basedOn w:val="864"/>
+    <w:basedOn w:val="876"/>
     <w:uiPriority w:val="32"/>
     <w:qFormat/>
     <w:pPr>
@@ -35164,9 +36817,9 @@
       <w:spacing w:val="5"/>
     </w:rPr>
   </w:style>
-  <w:style w:type="character" w:styleId="884">
+  <w:style w:type="character" w:styleId="896">
     <w:name w:val="Subtle Emphasis"/>
-    <w:basedOn w:val="864"/>
+    <w:basedOn w:val="876"/>
     <w:uiPriority w:val="19"/>
     <w:qFormat/>
     <w:pPr>
@@ -35180,9 +36833,9 @@
       <w:color w:val="404040" w:themeColor="text1" w:themeTint="BF"/>
     </w:rPr>
   </w:style>
-  <w:style w:type="character" w:styleId="885">
+  <w:style w:type="character" w:styleId="897">
     <w:name w:val="Emphasis"/>
-    <w:basedOn w:val="864"/>
+    <w:basedOn w:val="876"/>
     <w:uiPriority w:val="20"/>
     <w:qFormat/>
     <w:pPr>
@@ -35195,9 +36848,9 @@
       <w:iCs/>
     </w:rPr>
   </w:style>
-  <w:style w:type="character" w:styleId="886">
+  <w:style w:type="character" w:styleId="898">
     <w:name w:val="Strong"/>
-    <w:basedOn w:val="864"/>
+    <w:basedOn w:val="876"/>
     <w:uiPriority w:val="22"/>
     <w:qFormat/>
     <w:pPr>
@@ -35210,9 +36863,9 @@
       <w:bCs/>
     </w:rPr>
   </w:style>
-  <w:style w:type="character" w:styleId="887">
+  <w:style w:type="character" w:styleId="899">
     <w:name w:val="Subtle Reference"/>
-    <w:basedOn w:val="864"/>
+    <w:basedOn w:val="876"/>
     <w:uiPriority w:val="31"/>
     <w:qFormat/>
     <w:pPr>
@@ -35225,9 +36878,9 @@
       <w:color w:val="5a5a5a" w:themeColor="text1" w:themeTint="A5"/>
     </w:rPr>
   </w:style>
-  <w:style w:type="character" w:styleId="888">
+  <w:style w:type="character" w:styleId="900">
     <w:name w:val="Book Title"/>
-    <w:basedOn w:val="864"/>
+    <w:basedOn w:val="876"/>
     <w:uiPriority w:val="33"/>
     <w:qFormat/>
     <w:pPr>
@@ -35243,10 +36896,10 @@
       <w:spacing w:val="5"/>
     </w:rPr>
   </w:style>
-  <w:style w:type="paragraph" w:styleId="889">
+  <w:style w:type="paragraph" w:styleId="901">
     <w:name w:val="Header"/>
-    <w:basedOn w:val="914"/>
-    <w:link w:val="890"/>
+    <w:basedOn w:val="926"/>
+    <w:link w:val="902"/>
     <w:uiPriority w:val="99"/>
     <w:unhideWhenUsed/>
     <w:pPr>
@@ -35259,10 +36912,10 @@
       <w:ind/>
     </w:pPr>
   </w:style>
-  <w:style w:type="character" w:styleId="890">
+  <w:style w:type="character" w:styleId="902">
     <w:name w:val="Header Char"/>
-    <w:basedOn w:val="864"/>
-    <w:link w:val="889"/>
+    <w:basedOn w:val="876"/>
+    <w:link w:val="901"/>
     <w:uiPriority w:val="99"/>
     <w:pPr>
       <w:pBdr/>
@@ -35270,10 +36923,10 @@
       <w:ind/>
     </w:pPr>
   </w:style>
-  <w:style w:type="paragraph" w:styleId="891">
+  <w:style w:type="paragraph" w:styleId="903">
     <w:name w:val="Footer"/>
-    <w:basedOn w:val="914"/>
-    <w:link w:val="892"/>
+    <w:basedOn w:val="926"/>
+    <w:link w:val="904"/>
     <w:uiPriority w:val="99"/>
     <w:unhideWhenUsed/>
     <w:pPr>
@@ -35286,10 +36939,10 @@
       <w:ind/>
     </w:pPr>
   </w:style>
-  <w:style w:type="character" w:styleId="892">
+  <w:style w:type="character" w:styleId="904">
     <w:name w:val="Footer Char"/>
-    <w:basedOn w:val="864"/>
-    <w:link w:val="891"/>
+    <w:basedOn w:val="876"/>
+    <w:link w:val="903"/>
     <w:uiPriority w:val="99"/>
     <w:pPr>
       <w:pBdr/>
@@ -35297,10 +36950,10 @@
       <w:ind/>
     </w:pPr>
   </w:style>
-  <w:style w:type="paragraph" w:styleId="893">
+  <w:style w:type="paragraph" w:styleId="905">
     <w:name w:val="Caption"/>
-    <w:basedOn w:val="914"/>
-    <w:next w:val="914"/>
+    <w:basedOn w:val="926"/>
+    <w:next w:val="926"/>
     <w:uiPriority w:val="35"/>
     <w:unhideWhenUsed/>
     <w:qFormat/>
@@ -35317,10 +36970,10 @@
       <w:szCs w:val="18"/>
     </w:rPr>
   </w:style>
-  <w:style w:type="paragraph" w:styleId="894">
+  <w:style w:type="paragraph" w:styleId="906">
     <w:name w:val="footnote text"/>
-    <w:basedOn w:val="914"/>
-    <w:link w:val="895"/>
+    <w:basedOn w:val="926"/>
+    <w:link w:val="907"/>
     <w:uiPriority w:val="99"/>
     <w:semiHidden/>
     <w:unhideWhenUsed/>
@@ -35334,10 +36987,10 @@
       <w:szCs w:val="20"/>
     </w:rPr>
   </w:style>
-  <w:style w:type="character" w:styleId="895">
+  <w:style w:type="character" w:styleId="907">
     <w:name w:val="Footnote Text Char"/>
-    <w:basedOn w:val="864"/>
-    <w:link w:val="894"/>
+    <w:basedOn w:val="876"/>
+    <w:link w:val="906"/>
     <w:uiPriority w:val="99"/>
     <w:semiHidden/>
     <w:pPr>
@@ -35350,9 +37003,9 @@
       <w:szCs w:val="20"/>
     </w:rPr>
   </w:style>
-  <w:style w:type="character" w:styleId="896">
+  <w:style w:type="character" w:styleId="908">
     <w:name w:val="footnote reference"/>
-    <w:basedOn w:val="864"/>
+    <w:basedOn w:val="876"/>
     <w:uiPriority w:val="99"/>
     <w:semiHidden/>
     <w:unhideWhenUsed/>
@@ -35365,10 +37018,10 @@
       <w:vertAlign w:val="superscript"/>
     </w:rPr>
   </w:style>
-  <w:style w:type="paragraph" w:styleId="897">
+  <w:style w:type="paragraph" w:styleId="909">
     <w:name w:val="endnote text"/>
-    <w:basedOn w:val="914"/>
-    <w:link w:val="898"/>
+    <w:basedOn w:val="926"/>
+    <w:link w:val="910"/>
     <w:uiPriority w:val="99"/>
     <w:semiHidden/>
     <w:unhideWhenUsed/>
@@ -35382,10 +37035,10 @@
       <w:szCs w:val="20"/>
     </w:rPr>
   </w:style>
-  <w:style w:type="character" w:styleId="898">
+  <w:style w:type="character" w:styleId="910">
     <w:name w:val="Endnote Text Char"/>
-    <w:basedOn w:val="864"/>
-    <w:link w:val="897"/>
+    <w:basedOn w:val="876"/>
+    <w:link w:val="909"/>
     <w:uiPriority w:val="99"/>
     <w:semiHidden/>
     <w:pPr>
@@ -35398,9 +37051,9 @@
       <w:szCs w:val="20"/>
     </w:rPr>
   </w:style>
-  <w:style w:type="character" w:styleId="899">
+  <w:style w:type="character" w:styleId="911">
     <w:name w:val="endnote reference"/>
-    <w:basedOn w:val="864"/>
+    <w:basedOn w:val="876"/>
     <w:uiPriority w:val="99"/>
     <w:semiHidden/>
     <w:unhideWhenUsed/>
@@ -35413,9 +37066,9 @@
       <w:vertAlign w:val="superscript"/>
     </w:rPr>
   </w:style>
-  <w:style w:type="character" w:styleId="900">
+  <w:style w:type="character" w:styleId="912">
     <w:name w:val="Hyperlink"/>
-    <w:basedOn w:val="864"/>
+    <w:basedOn w:val="876"/>
     <w:uiPriority w:val="99"/>
     <w:unhideWhenUsed/>
     <w:pPr>
@@ -35428,9 +37081,9 @@
       <w:u w:val="single"/>
     </w:rPr>
   </w:style>
-  <w:style w:type="character" w:styleId="901">
+  <w:style w:type="character" w:styleId="913">
     <w:name w:val="FollowedHyperlink"/>
-    <w:basedOn w:val="864"/>
+    <w:basedOn w:val="876"/>
     <w:uiPriority w:val="99"/>
     <w:semiHidden/>
     <w:unhideWhenUsed/>
@@ -35444,10 +37097,10 @@
       <w:u w:val="single"/>
     </w:rPr>
   </w:style>
-  <w:style w:type="paragraph" w:styleId="902">
+  <w:style w:type="paragraph" w:styleId="914">
     <w:name w:val="toc 1"/>
-    <w:basedOn w:val="914"/>
-    <w:next w:val="914"/>
+    <w:basedOn w:val="926"/>
+    <w:next w:val="926"/>
     <w:uiPriority w:val="39"/>
     <w:unhideWhenUsed/>
     <w:pPr>
@@ -35456,10 +37109,10 @@
       <w:ind/>
     </w:pPr>
   </w:style>
-  <w:style w:type="paragraph" w:styleId="903">
+  <w:style w:type="paragraph" w:styleId="915">
     <w:name w:val="toc 2"/>
-    <w:basedOn w:val="914"/>
-    <w:next w:val="914"/>
+    <w:basedOn w:val="926"/>
+    <w:next w:val="926"/>
     <w:uiPriority w:val="39"/>
     <w:unhideWhenUsed/>
     <w:pPr>
@@ -35468,10 +37121,10 @@
       <w:ind w:left="220"/>
     </w:pPr>
   </w:style>
-  <w:style w:type="paragraph" w:styleId="904">
+  <w:style w:type="paragraph" w:styleId="916">
     <w:name w:val="toc 3"/>
-    <w:basedOn w:val="914"/>
-    <w:next w:val="914"/>
+    <w:basedOn w:val="926"/>
+    <w:next w:val="926"/>
     <w:uiPriority w:val="39"/>
     <w:unhideWhenUsed/>
     <w:pPr>
@@ -35480,10 +37133,10 @@
       <w:ind w:left="440"/>
     </w:pPr>
   </w:style>
-  <w:style w:type="paragraph" w:styleId="905">
+  <w:style w:type="paragraph" w:styleId="917">
     <w:name w:val="toc 4"/>
-    <w:basedOn w:val="914"/>
-    <w:next w:val="914"/>
+    <w:basedOn w:val="926"/>
+    <w:next w:val="926"/>
     <w:uiPriority w:val="39"/>
     <w:unhideWhenUsed/>
     <w:pPr>
@@ -35492,10 +37145,10 @@
       <w:ind w:left="660"/>
     </w:pPr>
   </w:style>
-  <w:style w:type="paragraph" w:styleId="906">
+  <w:style w:type="paragraph" w:styleId="918">
     <w:name w:val="toc 5"/>
-    <w:basedOn w:val="914"/>
-    <w:next w:val="914"/>
+    <w:basedOn w:val="926"/>
+    <w:next w:val="926"/>
     <w:uiPriority w:val="39"/>
     <w:unhideWhenUsed/>
     <w:pPr>
@@ -35504,10 +37157,10 @@
       <w:ind w:left="880"/>
     </w:pPr>
   </w:style>
-  <w:style w:type="paragraph" w:styleId="907">
+  <w:style w:type="paragraph" w:styleId="919">
     <w:name w:val="toc 6"/>
-    <w:basedOn w:val="914"/>
-    <w:next w:val="914"/>
+    <w:basedOn w:val="926"/>
+    <w:next w:val="926"/>
     <w:uiPriority w:val="39"/>
     <w:unhideWhenUsed/>
     <w:pPr>
@@ -35516,10 +37169,10 @@
       <w:ind w:left="1100"/>
     </w:pPr>
   </w:style>
-  <w:style w:type="paragraph" w:styleId="908">
+  <w:style w:type="paragraph" w:styleId="920">
     <w:name w:val="toc 7"/>
-    <w:basedOn w:val="914"/>
-    <w:next w:val="914"/>
+    <w:basedOn w:val="926"/>
+    <w:next w:val="926"/>
     <w:uiPriority w:val="39"/>
     <w:unhideWhenUsed/>
     <w:pPr>
@@ -35528,10 +37181,10 @@
       <w:ind w:left="1320"/>
     </w:pPr>
   </w:style>
-  <w:style w:type="paragraph" w:styleId="909">
+  <w:style w:type="paragraph" w:styleId="921">
     <w:name w:val="toc 8"/>
-    <w:basedOn w:val="914"/>
-    <w:next w:val="914"/>
+    <w:basedOn w:val="926"/>
+    <w:next w:val="926"/>
     <w:uiPriority w:val="39"/>
     <w:unhideWhenUsed/>
     <w:pPr>
@@ -35540,10 +37193,10 @@
       <w:ind w:left="1540"/>
     </w:pPr>
   </w:style>
-  <w:style w:type="paragraph" w:styleId="910">
+  <w:style w:type="paragraph" w:styleId="922">
     <w:name w:val="toc 9"/>
-    <w:basedOn w:val="914"/>
-    <w:next w:val="914"/>
+    <w:basedOn w:val="926"/>
+    <w:next w:val="926"/>
     <w:uiPriority w:val="39"/>
     <w:unhideWhenUsed/>
     <w:pPr>
@@ -35552,9 +37205,9 @@
       <w:ind w:left="1760"/>
     </w:pPr>
   </w:style>
-  <w:style w:type="character" w:styleId="911">
+  <w:style w:type="character" w:styleId="923">
     <w:name w:val="Placeholder Text"/>
-    <w:basedOn w:val="864"/>
+    <w:basedOn w:val="876"/>
     <w:uiPriority w:val="99"/>
     <w:semiHidden/>
     <w:pPr>
@@ -35566,7 +37219,7 @@
       <w:color w:val="666666"/>
     </w:rPr>
   </w:style>
-  <w:style w:type="paragraph" w:styleId="912">
+  <w:style w:type="paragraph" w:styleId="924">
     <w:name w:val="TOC Heading"/>
     <w:uiPriority w:val="39"/>
     <w:unhideWhenUsed/>
@@ -35576,10 +37229,10 @@
       <w:ind/>
     </w:pPr>
   </w:style>
-  <w:style w:type="paragraph" w:styleId="913">
+  <w:style w:type="paragraph" w:styleId="925">
     <w:name w:val="table of figures"/>
-    <w:basedOn w:val="914"/>
-    <w:next w:val="914"/>
+    <w:basedOn w:val="926"/>
+    <w:next w:val="926"/>
     <w:uiPriority w:val="99"/>
     <w:unhideWhenUsed/>
     <w:pPr>
@@ -35588,7 +37241,7 @@
       <w:ind/>
     </w:pPr>
   </w:style>
-  <w:style w:type="paragraph" w:styleId="914" w:default="1">
+  <w:style w:type="paragraph" w:styleId="926" w:default="1">
     <w:name w:val="Normal"/>
     <w:qFormat/>
     <w:pPr>
@@ -35607,7 +37260,7 @@
       <w:lang w:val="ru-RU" w:bidi="ru-RU"/>
     </w:rPr>
   </w:style>
-  <w:style w:type="table" w:styleId="915" w:default="1">
+  <w:style w:type="table" w:styleId="927" w:default="1">
     <w:name w:val="Normal Table"/>
     <w:uiPriority w:val="99"/>
     <w:semiHidden/>
@@ -35800,7 +37453,7 @@
       </w:tcPr>
     </w:tblStylePr>
   </w:style>
-  <w:style w:type="numbering" w:styleId="916" w:default="1">
+  <w:style w:type="numbering" w:styleId="928" w:default="1">
     <w:name w:val="No List"/>
     <w:uiPriority w:val="99"/>
     <w:semiHidden/>
@@ -35811,9 +37464,9 @@
       <w:ind/>
     </w:pPr>
   </w:style>
-  <w:style w:type="paragraph" w:styleId="917">
+  <w:style w:type="paragraph" w:styleId="929">
     <w:name w:val="No Spacing"/>
-    <w:basedOn w:val="914"/>
+    <w:basedOn w:val="926"/>
     <w:uiPriority w:val="1"/>
     <w:qFormat/>
     <w:pPr>
@@ -35822,9 +37475,9 @@
       <w:ind/>
     </w:pPr>
   </w:style>
-  <w:style w:type="paragraph" w:styleId="918">
+  <w:style w:type="paragraph" w:styleId="930">
     <w:name w:val="List Paragraph"/>
-    <w:basedOn w:val="914"/>
+    <w:basedOn w:val="926"/>
     <w:uiPriority w:val="34"/>
     <w:qFormat/>
     <w:pPr>
@@ -35834,7 +37487,7 @@
       <w:contextualSpacing w:val="true"/>
     </w:pPr>
   </w:style>
-  <w:style w:type="paragraph" w:styleId="919" w:customStyle="1">
+  <w:style w:type="paragraph" w:styleId="931" w:customStyle="1">
     <w:name w:val="Standard"/>
     <w:pPr>
       <w:keepNext w:val="false"/>
@@ -35880,9 +37533,9 @@
       <w14:ligatures w14:val="none"/>
     </w:rPr>
   </w:style>
-  <w:style w:type="paragraph" w:styleId="920" w:customStyle="1">
+  <w:style w:type="paragraph" w:styleId="932" w:customStyle="1">
     <w:name w:val="Times14_РИО2"/>
-    <w:basedOn w:val="919"/>
+    <w:basedOn w:val="931"/>
     <w:pPr>
       <w:keepNext w:val="false"/>
       <w:keepLines w:val="false"/>
